--- a/Deloitte_Template.docx
+++ b/Deloitte_Template.docx
@@ -199,15 +199,7 @@
           <w:sz w:val="20"/>
           <w:szCs w:val="20"/>
         </w:rPr>
-        <w:t xml:space="preserve"> </w:t>
-      </w:r>
-      <w:r>
-        <w:rPr>
-          <w:rFonts w:ascii="Arial" w:hAnsi="Arial" w:cs="Arial"/>
-          <w:sz w:val="20"/>
-          <w:szCs w:val="20"/>
-        </w:rPr>
-        <w:t>{{</w:t>
+        <w:t xml:space="preserve"> {{</w:t>
       </w:r>
       <w:proofErr w:type="gramEnd"/>
       <w:r>
@@ -616,23 +608,7 @@
                 <w:sz w:val="20"/>
                 <w:szCs w:val="20"/>
               </w:rPr>
-              <w:t>{{SKILL</w:t>
-            </w:r>
-            <w:r>
-              <w:rPr>
-                <w:rFonts w:ascii="Arial" w:hAnsi="Arial" w:cs="Arial"/>
-                <w:sz w:val="20"/>
-                <w:szCs w:val="20"/>
-              </w:rPr>
-              <w:t>2</w:t>
-            </w:r>
-            <w:r>
-              <w:rPr>
-                <w:rFonts w:ascii="Arial" w:hAnsi="Arial" w:cs="Arial"/>
-                <w:sz w:val="20"/>
-                <w:szCs w:val="20"/>
-              </w:rPr>
-              <w:t>}}</w:t>
+              <w:t>{{SKILL2}}</w:t>
             </w:r>
           </w:p>
         </w:tc>
@@ -742,23 +718,7 @@
                 <w:sz w:val="20"/>
                 <w:szCs w:val="20"/>
               </w:rPr>
-              <w:t>{{SKILL</w:t>
-            </w:r>
-            <w:r>
-              <w:rPr>
-                <w:rFonts w:ascii="Arial" w:hAnsi="Arial" w:cs="Arial"/>
-                <w:sz w:val="20"/>
-                <w:szCs w:val="20"/>
-              </w:rPr>
-              <w:t>3</w:t>
-            </w:r>
-            <w:r>
-              <w:rPr>
-                <w:rFonts w:ascii="Arial" w:hAnsi="Arial" w:cs="Arial"/>
-                <w:sz w:val="20"/>
-                <w:szCs w:val="20"/>
-              </w:rPr>
-              <w:t>}}</w:t>
+              <w:t>{{SKILL3}}</w:t>
             </w:r>
           </w:p>
         </w:tc>
@@ -867,23 +827,7 @@
                 <w:sz w:val="20"/>
                 <w:szCs w:val="20"/>
               </w:rPr>
-              <w:t>{{SKILL</w:t>
-            </w:r>
-            <w:r>
-              <w:rPr>
-                <w:rFonts w:ascii="Arial" w:hAnsi="Arial" w:cs="Arial"/>
-                <w:sz w:val="20"/>
-                <w:szCs w:val="20"/>
-              </w:rPr>
-              <w:t>4</w:t>
-            </w:r>
-            <w:r>
-              <w:rPr>
-                <w:rFonts w:ascii="Arial" w:hAnsi="Arial" w:cs="Arial"/>
-                <w:sz w:val="20"/>
-                <w:szCs w:val="20"/>
-              </w:rPr>
-              <w:t>}}</w:t>
+              <w:t>{{SKILL4}}</w:t>
             </w:r>
           </w:p>
         </w:tc>
@@ -990,23 +934,7 @@
                 <w:sz w:val="20"/>
                 <w:szCs w:val="20"/>
               </w:rPr>
-              <w:t>{{SKILL</w:t>
-            </w:r>
-            <w:r>
-              <w:rPr>
-                <w:rFonts w:ascii="Arial" w:hAnsi="Arial" w:cs="Arial"/>
-                <w:sz w:val="20"/>
-                <w:szCs w:val="20"/>
-              </w:rPr>
-              <w:t>5</w:t>
-            </w:r>
-            <w:r>
-              <w:rPr>
-                <w:rFonts w:ascii="Arial" w:hAnsi="Arial" w:cs="Arial"/>
-                <w:sz w:val="20"/>
-                <w:szCs w:val="20"/>
-              </w:rPr>
-              <w:t>}}</w:t>
+              <w:t>{{SKILL5}}</w:t>
             </w:r>
           </w:p>
         </w:tc>
@@ -1113,23 +1041,7 @@
                 <w:sz w:val="20"/>
                 <w:szCs w:val="20"/>
               </w:rPr>
-              <w:t>{{SKILL</w:t>
-            </w:r>
-            <w:r>
-              <w:rPr>
-                <w:rFonts w:ascii="Arial" w:hAnsi="Arial" w:cs="Arial"/>
-                <w:sz w:val="20"/>
-                <w:szCs w:val="20"/>
-              </w:rPr>
-              <w:t>6</w:t>
-            </w:r>
-            <w:r>
-              <w:rPr>
-                <w:rFonts w:ascii="Arial" w:hAnsi="Arial" w:cs="Arial"/>
-                <w:sz w:val="20"/>
-                <w:szCs w:val="20"/>
-              </w:rPr>
-              <w:t>}}</w:t>
+              <w:t>{{SKILL6}}</w:t>
             </w:r>
           </w:p>
         </w:tc>
@@ -1236,23 +1148,7 @@
                 <w:sz w:val="20"/>
                 <w:szCs w:val="20"/>
               </w:rPr>
-              <w:t>{{SKILL</w:t>
-            </w:r>
-            <w:r>
-              <w:rPr>
-                <w:rFonts w:ascii="Arial" w:hAnsi="Arial" w:cs="Arial"/>
-                <w:sz w:val="20"/>
-                <w:szCs w:val="20"/>
-              </w:rPr>
-              <w:t>7</w:t>
-            </w:r>
-            <w:r>
-              <w:rPr>
-                <w:rFonts w:ascii="Arial" w:hAnsi="Arial" w:cs="Arial"/>
-                <w:sz w:val="20"/>
-                <w:szCs w:val="20"/>
-              </w:rPr>
-              <w:t>}}</w:t>
+              <w:t>{{SKILL7}}</w:t>
             </w:r>
           </w:p>
         </w:tc>
@@ -1359,23 +1255,7 @@
                 <w:sz w:val="20"/>
                 <w:szCs w:val="20"/>
               </w:rPr>
-              <w:t>{{SKILL</w:t>
-            </w:r>
-            <w:r>
-              <w:rPr>
-                <w:rFonts w:ascii="Arial" w:hAnsi="Arial" w:cs="Arial"/>
-                <w:sz w:val="20"/>
-                <w:szCs w:val="20"/>
-              </w:rPr>
-              <w:t>8</w:t>
-            </w:r>
-            <w:r>
-              <w:rPr>
-                <w:rFonts w:ascii="Arial" w:hAnsi="Arial" w:cs="Arial"/>
-                <w:sz w:val="20"/>
-                <w:szCs w:val="20"/>
-              </w:rPr>
-              <w:t>}}</w:t>
+              <w:t>{{SKILL8}}</w:t>
             </w:r>
           </w:p>
         </w:tc>
@@ -1486,7 +1366,7 @@
         <w:pStyle w:val="NoSpacing"/>
         <w:numPr>
           <w:ilvl w:val="0"/>
-          <w:numId w:val="9"/>
+          <w:numId w:val="1"/>
         </w:numPr>
         <w:rPr>
           <w:rFonts w:ascii="Arial" w:hAnsi="Arial" w:cs="Arial"/>
@@ -1508,7 +1388,7 @@
         <w:pStyle w:val="NoSpacing"/>
         <w:numPr>
           <w:ilvl w:val="0"/>
-          <w:numId w:val="9"/>
+          <w:numId w:val="1"/>
         </w:numPr>
         <w:rPr>
           <w:rFonts w:ascii="Arial" w:hAnsi="Arial" w:cs="Arial"/>
@@ -1522,23 +1402,7 @@
           <w:sz w:val="20"/>
           <w:szCs w:val="20"/>
         </w:rPr>
-        <w:t>{{SUMMARY</w:t>
-      </w:r>
-      <w:r>
-        <w:rPr>
-          <w:rFonts w:ascii="Arial" w:hAnsi="Arial" w:cs="Arial"/>
-          <w:sz w:val="20"/>
-          <w:szCs w:val="20"/>
-        </w:rPr>
-        <w:t>2</w:t>
-      </w:r>
-      <w:r>
-        <w:rPr>
-          <w:rFonts w:ascii="Arial" w:hAnsi="Arial" w:cs="Arial"/>
-          <w:sz w:val="20"/>
-          <w:szCs w:val="20"/>
-        </w:rPr>
-        <w:t>}}</w:t>
+        <w:t>{{SUMMARY2}}</w:t>
       </w:r>
     </w:p>
     <w:p>
@@ -1546,7 +1410,7 @@
         <w:pStyle w:val="NoSpacing"/>
         <w:numPr>
           <w:ilvl w:val="0"/>
-          <w:numId w:val="9"/>
+          <w:numId w:val="1"/>
         </w:numPr>
         <w:rPr>
           <w:rFonts w:ascii="Arial" w:hAnsi="Arial" w:cs="Arial"/>
@@ -1560,23 +1424,7 @@
           <w:sz w:val="20"/>
           <w:szCs w:val="20"/>
         </w:rPr>
-        <w:t>{{SUMMARY</w:t>
-      </w:r>
-      <w:r>
-        <w:rPr>
-          <w:rFonts w:ascii="Arial" w:hAnsi="Arial" w:cs="Arial"/>
-          <w:sz w:val="20"/>
-          <w:szCs w:val="20"/>
-        </w:rPr>
-        <w:t>3</w:t>
-      </w:r>
-      <w:r>
-        <w:rPr>
-          <w:rFonts w:ascii="Arial" w:hAnsi="Arial" w:cs="Arial"/>
-          <w:sz w:val="20"/>
-          <w:szCs w:val="20"/>
-        </w:rPr>
-        <w:t>}}</w:t>
+        <w:t>{{SUMMARY3}}</w:t>
       </w:r>
     </w:p>
     <w:p>
@@ -1584,7 +1432,7 @@
         <w:pStyle w:val="NoSpacing"/>
         <w:numPr>
           <w:ilvl w:val="0"/>
-          <w:numId w:val="9"/>
+          <w:numId w:val="1"/>
         </w:numPr>
         <w:rPr>
           <w:rFonts w:ascii="Arial" w:hAnsi="Arial" w:cs="Arial"/>
@@ -1598,23 +1446,7 @@
           <w:sz w:val="20"/>
           <w:szCs w:val="20"/>
         </w:rPr>
-        <w:t>{{SUMMARY</w:t>
-      </w:r>
-      <w:r>
-        <w:rPr>
-          <w:rFonts w:ascii="Arial" w:hAnsi="Arial" w:cs="Arial"/>
-          <w:sz w:val="20"/>
-          <w:szCs w:val="20"/>
-        </w:rPr>
-        <w:t>4</w:t>
-      </w:r>
-      <w:r>
-        <w:rPr>
-          <w:rFonts w:ascii="Arial" w:hAnsi="Arial" w:cs="Arial"/>
-          <w:sz w:val="20"/>
-          <w:szCs w:val="20"/>
-        </w:rPr>
-        <w:t>}}</w:t>
+        <w:t>{{SUMMARY4}}</w:t>
       </w:r>
     </w:p>
     <w:p>
@@ -1622,7 +1454,7 @@
         <w:pStyle w:val="NoSpacing"/>
         <w:numPr>
           <w:ilvl w:val="0"/>
-          <w:numId w:val="9"/>
+          <w:numId w:val="1"/>
         </w:numPr>
         <w:rPr>
           <w:rFonts w:ascii="Arial" w:hAnsi="Arial" w:cs="Arial"/>
@@ -1636,23 +1468,7 @@
           <w:sz w:val="20"/>
           <w:szCs w:val="20"/>
         </w:rPr>
-        <w:t>{{SUMMARY</w:t>
-      </w:r>
-      <w:r>
-        <w:rPr>
-          <w:rFonts w:ascii="Arial" w:hAnsi="Arial" w:cs="Arial"/>
-          <w:sz w:val="20"/>
-          <w:szCs w:val="20"/>
-        </w:rPr>
-        <w:t>5</w:t>
-      </w:r>
-      <w:r>
-        <w:rPr>
-          <w:rFonts w:ascii="Arial" w:hAnsi="Arial" w:cs="Arial"/>
-          <w:sz w:val="20"/>
-          <w:szCs w:val="20"/>
-        </w:rPr>
-        <w:t>}}</w:t>
+        <w:t>{{SUMMARY5}}</w:t>
       </w:r>
     </w:p>
     <w:p>
@@ -1696,797 +1512,6 @@
 <file path=word/numbering.xml><?xml version="1.0" encoding="utf-8"?>
 <w:numbering xmlns:wpc="http://schemas.microsoft.com/office/word/2010/wordprocessingCanvas" xmlns:cx="http://schemas.microsoft.com/office/drawing/2014/chartex" xmlns:cx1="http://schemas.microsoft.com/office/drawing/2015/9/8/chartex" xmlns:cx2="http://schemas.microsoft.com/office/drawing/2015/10/21/chartex" xmlns:cx3="http://schemas.microsoft.com/office/drawing/2016/5/9/chartex" xmlns:cx4="http://schemas.microsoft.com/office/drawing/2016/5/10/chartex" xmlns:cx5="http://schemas.microsoft.com/office/drawing/2016/5/11/chartex" xmlns:cx6="http://schemas.microsoft.com/office/drawing/2016/5/12/chartex" xmlns:cx7="http://schemas.microsoft.com/office/drawing/2016/5/13/chartex" xmlns:cx8="http://schemas.microsoft.com/office/drawing/2016/5/14/chartex" xmlns:mc="http://schemas.openxmlformats.org/markup-compatibility/2006" xmlns:aink="http://schemas.microsoft.com/office/drawing/2016/ink" xmlns:am3d="http://schemas.microsoft.com/office/drawing/2017/model3d" xmlns:o="urn:schemas-microsoft-com:office:office" xmlns:oel="http://schemas.microsoft.com/office/2019/extlst" xmlns:r="http://schemas.openxmlformats.org/officeDocument/2006/relationships" xmlns:m="http://schemas.openxmlformats.org/officeDocument/2006/math" xmlns:v="urn:schemas-microsoft-com:vml" xmlns:wp14="http://schemas.microsoft.com/office/word/2010/wordprocessingDrawing" xmlns:wp="http://schemas.openxmlformats.org/drawingml/2006/wordprocessingDrawing" xmlns:w10="urn:schemas-microsoft-com:office:word" xmlns:w="http://schemas.openxmlformats.org/wordprocessingml/2006/main" xmlns:w14="http://schemas.microsoft.com/office/word/2010/wordml" xmlns:w15="http://schemas.microsoft.com/office/word/2012/wordml" xmlns:w16cex="http://schemas.microsoft.com/office/word/2018/wordml/cex" xmlns:w16cid="http://schemas.microsoft.com/office/word/2016/wordml/cid" xmlns:w16="http://schemas.microsoft.com/office/word/2018/wordml" xmlns:w16du="http://schemas.microsoft.com/office/word/2023/wordml/word16du" xmlns:w16sdtdh="http://schemas.microsoft.com/office/word/2020/wordml/sdtdatahash" xmlns:w16sdtfl="http://schemas.microsoft.com/office/word/2024/wordml/sdtformatlock" xmlns:w16se="http://schemas.microsoft.com/office/word/2015/wordml/symex" xmlns:wpg="http://schemas.microsoft.com/office/word/2010/wordprocessingGroup" xmlns:wpi="http://schemas.microsoft.com/office/word/2010/wordprocessingInk" xmlns:wne="http://schemas.microsoft.com/office/word/2006/wordml" xmlns:wps="http://schemas.microsoft.com/office/word/2010/wordprocessingShape" mc:Ignorable="w14 w15 w16se w16cid w16 w16cex w16sdtdh w16sdtfl w16du wp14">
   <w:abstractNum w:abstractNumId="0" w15:restartNumberingAfterBreak="0">
-    <w:nsid w:val="1FC91880"/>
-    <w:multiLevelType w:val="hybridMultilevel"/>
-    <w:tmpl w:val="209C4120"/>
-    <w:lvl w:ilvl="0" w:tplc="04090001">
-      <w:start w:val="1"/>
-      <w:numFmt w:val="bullet"/>
-      <w:lvlText w:val=""/>
-      <w:lvlJc w:val="left"/>
-      <w:pPr>
-        <w:ind w:left="360" w:hanging="360"/>
-      </w:pPr>
-      <w:rPr>
-        <w:rFonts w:ascii="Symbol" w:hAnsi="Symbol" w:hint="default"/>
-      </w:rPr>
-    </w:lvl>
-    <w:lvl w:ilvl="1" w:tplc="04090003" w:tentative="1">
-      <w:start w:val="1"/>
-      <w:numFmt w:val="bullet"/>
-      <w:lvlText w:val="o"/>
-      <w:lvlJc w:val="left"/>
-      <w:pPr>
-        <w:ind w:left="1080" w:hanging="360"/>
-      </w:pPr>
-      <w:rPr>
-        <w:rFonts w:ascii="Courier New" w:hAnsi="Courier New" w:cs="Courier New" w:hint="default"/>
-      </w:rPr>
-    </w:lvl>
-    <w:lvl w:ilvl="2" w:tplc="04090005" w:tentative="1">
-      <w:start w:val="1"/>
-      <w:numFmt w:val="bullet"/>
-      <w:lvlText w:val=""/>
-      <w:lvlJc w:val="left"/>
-      <w:pPr>
-        <w:ind w:left="1800" w:hanging="360"/>
-      </w:pPr>
-      <w:rPr>
-        <w:rFonts w:ascii="Wingdings" w:hAnsi="Wingdings" w:hint="default"/>
-      </w:rPr>
-    </w:lvl>
-    <w:lvl w:ilvl="3" w:tplc="04090001" w:tentative="1">
-      <w:start w:val="1"/>
-      <w:numFmt w:val="bullet"/>
-      <w:lvlText w:val=""/>
-      <w:lvlJc w:val="left"/>
-      <w:pPr>
-        <w:ind w:left="2520" w:hanging="360"/>
-      </w:pPr>
-      <w:rPr>
-        <w:rFonts w:ascii="Symbol" w:hAnsi="Symbol" w:hint="default"/>
-      </w:rPr>
-    </w:lvl>
-    <w:lvl w:ilvl="4" w:tplc="04090003" w:tentative="1">
-      <w:start w:val="1"/>
-      <w:numFmt w:val="bullet"/>
-      <w:lvlText w:val="o"/>
-      <w:lvlJc w:val="left"/>
-      <w:pPr>
-        <w:ind w:left="3240" w:hanging="360"/>
-      </w:pPr>
-      <w:rPr>
-        <w:rFonts w:ascii="Courier New" w:hAnsi="Courier New" w:cs="Courier New" w:hint="default"/>
-      </w:rPr>
-    </w:lvl>
-    <w:lvl w:ilvl="5" w:tplc="04090005" w:tentative="1">
-      <w:start w:val="1"/>
-      <w:numFmt w:val="bullet"/>
-      <w:lvlText w:val=""/>
-      <w:lvlJc w:val="left"/>
-      <w:pPr>
-        <w:ind w:left="3960" w:hanging="360"/>
-      </w:pPr>
-      <w:rPr>
-        <w:rFonts w:ascii="Wingdings" w:hAnsi="Wingdings" w:hint="default"/>
-      </w:rPr>
-    </w:lvl>
-    <w:lvl w:ilvl="6" w:tplc="04090001" w:tentative="1">
-      <w:start w:val="1"/>
-      <w:numFmt w:val="bullet"/>
-      <w:lvlText w:val=""/>
-      <w:lvlJc w:val="left"/>
-      <w:pPr>
-        <w:ind w:left="4680" w:hanging="360"/>
-      </w:pPr>
-      <w:rPr>
-        <w:rFonts w:ascii="Symbol" w:hAnsi="Symbol" w:hint="default"/>
-      </w:rPr>
-    </w:lvl>
-    <w:lvl w:ilvl="7" w:tplc="04090003" w:tentative="1">
-      <w:start w:val="1"/>
-      <w:numFmt w:val="bullet"/>
-      <w:lvlText w:val="o"/>
-      <w:lvlJc w:val="left"/>
-      <w:pPr>
-        <w:ind w:left="5400" w:hanging="360"/>
-      </w:pPr>
-      <w:rPr>
-        <w:rFonts w:ascii="Courier New" w:hAnsi="Courier New" w:cs="Courier New" w:hint="default"/>
-      </w:rPr>
-    </w:lvl>
-    <w:lvl w:ilvl="8" w:tplc="04090005" w:tentative="1">
-      <w:start w:val="1"/>
-      <w:numFmt w:val="bullet"/>
-      <w:lvlText w:val=""/>
-      <w:lvlJc w:val="left"/>
-      <w:pPr>
-        <w:ind w:left="6120" w:hanging="360"/>
-      </w:pPr>
-      <w:rPr>
-        <w:rFonts w:ascii="Wingdings" w:hAnsi="Wingdings" w:hint="default"/>
-      </w:rPr>
-    </w:lvl>
-  </w:abstractNum>
-  <w:abstractNum w:abstractNumId="1" w15:restartNumberingAfterBreak="0">
-    <w:nsid w:val="264C5AF9"/>
-    <w:multiLevelType w:val="hybridMultilevel"/>
-    <w:tmpl w:val="86200622"/>
-    <w:lvl w:ilvl="0" w:tplc="04090001">
-      <w:start w:val="1"/>
-      <w:numFmt w:val="bullet"/>
-      <w:lvlText w:val=""/>
-      <w:lvlJc w:val="left"/>
-      <w:pPr>
-        <w:ind w:left="360" w:hanging="360"/>
-      </w:pPr>
-      <w:rPr>
-        <w:rFonts w:ascii="Symbol" w:hAnsi="Symbol" w:hint="default"/>
-      </w:rPr>
-    </w:lvl>
-    <w:lvl w:ilvl="1" w:tplc="04090003" w:tentative="1">
-      <w:start w:val="1"/>
-      <w:numFmt w:val="bullet"/>
-      <w:lvlText w:val="o"/>
-      <w:lvlJc w:val="left"/>
-      <w:pPr>
-        <w:ind w:left="1080" w:hanging="360"/>
-      </w:pPr>
-      <w:rPr>
-        <w:rFonts w:ascii="Courier New" w:hAnsi="Courier New" w:cs="Courier New" w:hint="default"/>
-      </w:rPr>
-    </w:lvl>
-    <w:lvl w:ilvl="2" w:tplc="04090005" w:tentative="1">
-      <w:start w:val="1"/>
-      <w:numFmt w:val="bullet"/>
-      <w:lvlText w:val=""/>
-      <w:lvlJc w:val="left"/>
-      <w:pPr>
-        <w:ind w:left="1800" w:hanging="360"/>
-      </w:pPr>
-      <w:rPr>
-        <w:rFonts w:ascii="Wingdings" w:hAnsi="Wingdings" w:hint="default"/>
-      </w:rPr>
-    </w:lvl>
-    <w:lvl w:ilvl="3" w:tplc="04090001" w:tentative="1">
-      <w:start w:val="1"/>
-      <w:numFmt w:val="bullet"/>
-      <w:lvlText w:val=""/>
-      <w:lvlJc w:val="left"/>
-      <w:pPr>
-        <w:ind w:left="2520" w:hanging="360"/>
-      </w:pPr>
-      <w:rPr>
-        <w:rFonts w:ascii="Symbol" w:hAnsi="Symbol" w:hint="default"/>
-      </w:rPr>
-    </w:lvl>
-    <w:lvl w:ilvl="4" w:tplc="04090003" w:tentative="1">
-      <w:start w:val="1"/>
-      <w:numFmt w:val="bullet"/>
-      <w:lvlText w:val="o"/>
-      <w:lvlJc w:val="left"/>
-      <w:pPr>
-        <w:ind w:left="3240" w:hanging="360"/>
-      </w:pPr>
-      <w:rPr>
-        <w:rFonts w:ascii="Courier New" w:hAnsi="Courier New" w:cs="Courier New" w:hint="default"/>
-      </w:rPr>
-    </w:lvl>
-    <w:lvl w:ilvl="5" w:tplc="04090005" w:tentative="1">
-      <w:start w:val="1"/>
-      <w:numFmt w:val="bullet"/>
-      <w:lvlText w:val=""/>
-      <w:lvlJc w:val="left"/>
-      <w:pPr>
-        <w:ind w:left="3960" w:hanging="360"/>
-      </w:pPr>
-      <w:rPr>
-        <w:rFonts w:ascii="Wingdings" w:hAnsi="Wingdings" w:hint="default"/>
-      </w:rPr>
-    </w:lvl>
-    <w:lvl w:ilvl="6" w:tplc="04090001" w:tentative="1">
-      <w:start w:val="1"/>
-      <w:numFmt w:val="bullet"/>
-      <w:lvlText w:val=""/>
-      <w:lvlJc w:val="left"/>
-      <w:pPr>
-        <w:ind w:left="4680" w:hanging="360"/>
-      </w:pPr>
-      <w:rPr>
-        <w:rFonts w:ascii="Symbol" w:hAnsi="Symbol" w:hint="default"/>
-      </w:rPr>
-    </w:lvl>
-    <w:lvl w:ilvl="7" w:tplc="04090003" w:tentative="1">
-      <w:start w:val="1"/>
-      <w:numFmt w:val="bullet"/>
-      <w:lvlText w:val="o"/>
-      <w:lvlJc w:val="left"/>
-      <w:pPr>
-        <w:ind w:left="5400" w:hanging="360"/>
-      </w:pPr>
-      <w:rPr>
-        <w:rFonts w:ascii="Courier New" w:hAnsi="Courier New" w:cs="Courier New" w:hint="default"/>
-      </w:rPr>
-    </w:lvl>
-    <w:lvl w:ilvl="8" w:tplc="04090005" w:tentative="1">
-      <w:start w:val="1"/>
-      <w:numFmt w:val="bullet"/>
-      <w:lvlText w:val=""/>
-      <w:lvlJc w:val="left"/>
-      <w:pPr>
-        <w:ind w:left="6120" w:hanging="360"/>
-      </w:pPr>
-      <w:rPr>
-        <w:rFonts w:ascii="Wingdings" w:hAnsi="Wingdings" w:hint="default"/>
-      </w:rPr>
-    </w:lvl>
-  </w:abstractNum>
-  <w:abstractNum w:abstractNumId="2" w15:restartNumberingAfterBreak="0">
-    <w:nsid w:val="2B0C19FB"/>
-    <w:multiLevelType w:val="hybridMultilevel"/>
-    <w:tmpl w:val="ED4C39F6"/>
-    <w:lvl w:ilvl="0" w:tplc="04090001">
-      <w:start w:val="1"/>
-      <w:numFmt w:val="bullet"/>
-      <w:lvlText w:val=""/>
-      <w:lvlJc w:val="left"/>
-      <w:pPr>
-        <w:ind w:left="360" w:hanging="360"/>
-      </w:pPr>
-      <w:rPr>
-        <w:rFonts w:ascii="Symbol" w:hAnsi="Symbol" w:hint="default"/>
-      </w:rPr>
-    </w:lvl>
-    <w:lvl w:ilvl="1" w:tplc="04090003" w:tentative="1">
-      <w:start w:val="1"/>
-      <w:numFmt w:val="bullet"/>
-      <w:lvlText w:val="o"/>
-      <w:lvlJc w:val="left"/>
-      <w:pPr>
-        <w:ind w:left="1080" w:hanging="360"/>
-      </w:pPr>
-      <w:rPr>
-        <w:rFonts w:ascii="Courier New" w:hAnsi="Courier New" w:cs="Courier New" w:hint="default"/>
-      </w:rPr>
-    </w:lvl>
-    <w:lvl w:ilvl="2" w:tplc="04090005" w:tentative="1">
-      <w:start w:val="1"/>
-      <w:numFmt w:val="bullet"/>
-      <w:lvlText w:val=""/>
-      <w:lvlJc w:val="left"/>
-      <w:pPr>
-        <w:ind w:left="1800" w:hanging="360"/>
-      </w:pPr>
-      <w:rPr>
-        <w:rFonts w:ascii="Wingdings" w:hAnsi="Wingdings" w:hint="default"/>
-      </w:rPr>
-    </w:lvl>
-    <w:lvl w:ilvl="3" w:tplc="04090001" w:tentative="1">
-      <w:start w:val="1"/>
-      <w:numFmt w:val="bullet"/>
-      <w:lvlText w:val=""/>
-      <w:lvlJc w:val="left"/>
-      <w:pPr>
-        <w:ind w:left="2520" w:hanging="360"/>
-      </w:pPr>
-      <w:rPr>
-        <w:rFonts w:ascii="Symbol" w:hAnsi="Symbol" w:hint="default"/>
-      </w:rPr>
-    </w:lvl>
-    <w:lvl w:ilvl="4" w:tplc="04090003" w:tentative="1">
-      <w:start w:val="1"/>
-      <w:numFmt w:val="bullet"/>
-      <w:lvlText w:val="o"/>
-      <w:lvlJc w:val="left"/>
-      <w:pPr>
-        <w:ind w:left="3240" w:hanging="360"/>
-      </w:pPr>
-      <w:rPr>
-        <w:rFonts w:ascii="Courier New" w:hAnsi="Courier New" w:cs="Courier New" w:hint="default"/>
-      </w:rPr>
-    </w:lvl>
-    <w:lvl w:ilvl="5" w:tplc="04090005" w:tentative="1">
-      <w:start w:val="1"/>
-      <w:numFmt w:val="bullet"/>
-      <w:lvlText w:val=""/>
-      <w:lvlJc w:val="left"/>
-      <w:pPr>
-        <w:ind w:left="3960" w:hanging="360"/>
-      </w:pPr>
-      <w:rPr>
-        <w:rFonts w:ascii="Wingdings" w:hAnsi="Wingdings" w:hint="default"/>
-      </w:rPr>
-    </w:lvl>
-    <w:lvl w:ilvl="6" w:tplc="04090001" w:tentative="1">
-      <w:start w:val="1"/>
-      <w:numFmt w:val="bullet"/>
-      <w:lvlText w:val=""/>
-      <w:lvlJc w:val="left"/>
-      <w:pPr>
-        <w:ind w:left="4680" w:hanging="360"/>
-      </w:pPr>
-      <w:rPr>
-        <w:rFonts w:ascii="Symbol" w:hAnsi="Symbol" w:hint="default"/>
-      </w:rPr>
-    </w:lvl>
-    <w:lvl w:ilvl="7" w:tplc="04090003" w:tentative="1">
-      <w:start w:val="1"/>
-      <w:numFmt w:val="bullet"/>
-      <w:lvlText w:val="o"/>
-      <w:lvlJc w:val="left"/>
-      <w:pPr>
-        <w:ind w:left="5400" w:hanging="360"/>
-      </w:pPr>
-      <w:rPr>
-        <w:rFonts w:ascii="Courier New" w:hAnsi="Courier New" w:cs="Courier New" w:hint="default"/>
-      </w:rPr>
-    </w:lvl>
-    <w:lvl w:ilvl="8" w:tplc="04090005" w:tentative="1">
-      <w:start w:val="1"/>
-      <w:numFmt w:val="bullet"/>
-      <w:lvlText w:val=""/>
-      <w:lvlJc w:val="left"/>
-      <w:pPr>
-        <w:ind w:left="6120" w:hanging="360"/>
-      </w:pPr>
-      <w:rPr>
-        <w:rFonts w:ascii="Wingdings" w:hAnsi="Wingdings" w:hint="default"/>
-      </w:rPr>
-    </w:lvl>
-  </w:abstractNum>
-  <w:abstractNum w:abstractNumId="3" w15:restartNumberingAfterBreak="0">
-    <w:nsid w:val="311247CF"/>
-    <w:multiLevelType w:val="hybridMultilevel"/>
-    <w:tmpl w:val="4574F592"/>
-    <w:lvl w:ilvl="0" w:tplc="04090001">
-      <w:start w:val="1"/>
-      <w:numFmt w:val="bullet"/>
-      <w:lvlText w:val=""/>
-      <w:lvlJc w:val="left"/>
-      <w:pPr>
-        <w:ind w:left="360" w:hanging="360"/>
-      </w:pPr>
-      <w:rPr>
-        <w:rFonts w:ascii="Symbol" w:hAnsi="Symbol" w:hint="default"/>
-      </w:rPr>
-    </w:lvl>
-    <w:lvl w:ilvl="1" w:tplc="04090003" w:tentative="1">
-      <w:start w:val="1"/>
-      <w:numFmt w:val="bullet"/>
-      <w:lvlText w:val="o"/>
-      <w:lvlJc w:val="left"/>
-      <w:pPr>
-        <w:ind w:left="1080" w:hanging="360"/>
-      </w:pPr>
-      <w:rPr>
-        <w:rFonts w:ascii="Courier New" w:hAnsi="Courier New" w:cs="Courier New" w:hint="default"/>
-      </w:rPr>
-    </w:lvl>
-    <w:lvl w:ilvl="2" w:tplc="04090005" w:tentative="1">
-      <w:start w:val="1"/>
-      <w:numFmt w:val="bullet"/>
-      <w:lvlText w:val=""/>
-      <w:lvlJc w:val="left"/>
-      <w:pPr>
-        <w:ind w:left="1800" w:hanging="360"/>
-      </w:pPr>
-      <w:rPr>
-        <w:rFonts w:ascii="Wingdings" w:hAnsi="Wingdings" w:hint="default"/>
-      </w:rPr>
-    </w:lvl>
-    <w:lvl w:ilvl="3" w:tplc="04090001" w:tentative="1">
-      <w:start w:val="1"/>
-      <w:numFmt w:val="bullet"/>
-      <w:lvlText w:val=""/>
-      <w:lvlJc w:val="left"/>
-      <w:pPr>
-        <w:ind w:left="2520" w:hanging="360"/>
-      </w:pPr>
-      <w:rPr>
-        <w:rFonts w:ascii="Symbol" w:hAnsi="Symbol" w:hint="default"/>
-      </w:rPr>
-    </w:lvl>
-    <w:lvl w:ilvl="4" w:tplc="04090003" w:tentative="1">
-      <w:start w:val="1"/>
-      <w:numFmt w:val="bullet"/>
-      <w:lvlText w:val="o"/>
-      <w:lvlJc w:val="left"/>
-      <w:pPr>
-        <w:ind w:left="3240" w:hanging="360"/>
-      </w:pPr>
-      <w:rPr>
-        <w:rFonts w:ascii="Courier New" w:hAnsi="Courier New" w:cs="Courier New" w:hint="default"/>
-      </w:rPr>
-    </w:lvl>
-    <w:lvl w:ilvl="5" w:tplc="04090005" w:tentative="1">
-      <w:start w:val="1"/>
-      <w:numFmt w:val="bullet"/>
-      <w:lvlText w:val=""/>
-      <w:lvlJc w:val="left"/>
-      <w:pPr>
-        <w:ind w:left="3960" w:hanging="360"/>
-      </w:pPr>
-      <w:rPr>
-        <w:rFonts w:ascii="Wingdings" w:hAnsi="Wingdings" w:hint="default"/>
-      </w:rPr>
-    </w:lvl>
-    <w:lvl w:ilvl="6" w:tplc="04090001" w:tentative="1">
-      <w:start w:val="1"/>
-      <w:numFmt w:val="bullet"/>
-      <w:lvlText w:val=""/>
-      <w:lvlJc w:val="left"/>
-      <w:pPr>
-        <w:ind w:left="4680" w:hanging="360"/>
-      </w:pPr>
-      <w:rPr>
-        <w:rFonts w:ascii="Symbol" w:hAnsi="Symbol" w:hint="default"/>
-      </w:rPr>
-    </w:lvl>
-    <w:lvl w:ilvl="7" w:tplc="04090003" w:tentative="1">
-      <w:start w:val="1"/>
-      <w:numFmt w:val="bullet"/>
-      <w:lvlText w:val="o"/>
-      <w:lvlJc w:val="left"/>
-      <w:pPr>
-        <w:ind w:left="5400" w:hanging="360"/>
-      </w:pPr>
-      <w:rPr>
-        <w:rFonts w:ascii="Courier New" w:hAnsi="Courier New" w:cs="Courier New" w:hint="default"/>
-      </w:rPr>
-    </w:lvl>
-    <w:lvl w:ilvl="8" w:tplc="04090005" w:tentative="1">
-      <w:start w:val="1"/>
-      <w:numFmt w:val="bullet"/>
-      <w:lvlText w:val=""/>
-      <w:lvlJc w:val="left"/>
-      <w:pPr>
-        <w:ind w:left="6120" w:hanging="360"/>
-      </w:pPr>
-      <w:rPr>
-        <w:rFonts w:ascii="Wingdings" w:hAnsi="Wingdings" w:hint="default"/>
-      </w:rPr>
-    </w:lvl>
-  </w:abstractNum>
-  <w:abstractNum w:abstractNumId="4" w15:restartNumberingAfterBreak="0">
-    <w:nsid w:val="39D67401"/>
-    <w:multiLevelType w:val="hybridMultilevel"/>
-    <w:tmpl w:val="3230D0A2"/>
-    <w:lvl w:ilvl="0" w:tplc="04090001">
-      <w:start w:val="1"/>
-      <w:numFmt w:val="bullet"/>
-      <w:lvlText w:val=""/>
-      <w:lvlJc w:val="left"/>
-      <w:pPr>
-        <w:ind w:left="360" w:hanging="360"/>
-      </w:pPr>
-      <w:rPr>
-        <w:rFonts w:ascii="Symbol" w:hAnsi="Symbol" w:hint="default"/>
-      </w:rPr>
-    </w:lvl>
-    <w:lvl w:ilvl="1" w:tplc="04090003" w:tentative="1">
-      <w:start w:val="1"/>
-      <w:numFmt w:val="bullet"/>
-      <w:lvlText w:val="o"/>
-      <w:lvlJc w:val="left"/>
-      <w:pPr>
-        <w:ind w:left="1080" w:hanging="360"/>
-      </w:pPr>
-      <w:rPr>
-        <w:rFonts w:ascii="Courier New" w:hAnsi="Courier New" w:cs="Courier New" w:hint="default"/>
-      </w:rPr>
-    </w:lvl>
-    <w:lvl w:ilvl="2" w:tplc="04090005" w:tentative="1">
-      <w:start w:val="1"/>
-      <w:numFmt w:val="bullet"/>
-      <w:lvlText w:val=""/>
-      <w:lvlJc w:val="left"/>
-      <w:pPr>
-        <w:ind w:left="1800" w:hanging="360"/>
-      </w:pPr>
-      <w:rPr>
-        <w:rFonts w:ascii="Wingdings" w:hAnsi="Wingdings" w:hint="default"/>
-      </w:rPr>
-    </w:lvl>
-    <w:lvl w:ilvl="3" w:tplc="04090001" w:tentative="1">
-      <w:start w:val="1"/>
-      <w:numFmt w:val="bullet"/>
-      <w:lvlText w:val=""/>
-      <w:lvlJc w:val="left"/>
-      <w:pPr>
-        <w:ind w:left="2520" w:hanging="360"/>
-      </w:pPr>
-      <w:rPr>
-        <w:rFonts w:ascii="Symbol" w:hAnsi="Symbol" w:hint="default"/>
-      </w:rPr>
-    </w:lvl>
-    <w:lvl w:ilvl="4" w:tplc="04090003" w:tentative="1">
-      <w:start w:val="1"/>
-      <w:numFmt w:val="bullet"/>
-      <w:lvlText w:val="o"/>
-      <w:lvlJc w:val="left"/>
-      <w:pPr>
-        <w:ind w:left="3240" w:hanging="360"/>
-      </w:pPr>
-      <w:rPr>
-        <w:rFonts w:ascii="Courier New" w:hAnsi="Courier New" w:cs="Courier New" w:hint="default"/>
-      </w:rPr>
-    </w:lvl>
-    <w:lvl w:ilvl="5" w:tplc="04090005" w:tentative="1">
-      <w:start w:val="1"/>
-      <w:numFmt w:val="bullet"/>
-      <w:lvlText w:val=""/>
-      <w:lvlJc w:val="left"/>
-      <w:pPr>
-        <w:ind w:left="3960" w:hanging="360"/>
-      </w:pPr>
-      <w:rPr>
-        <w:rFonts w:ascii="Wingdings" w:hAnsi="Wingdings" w:hint="default"/>
-      </w:rPr>
-    </w:lvl>
-    <w:lvl w:ilvl="6" w:tplc="04090001" w:tentative="1">
-      <w:start w:val="1"/>
-      <w:numFmt w:val="bullet"/>
-      <w:lvlText w:val=""/>
-      <w:lvlJc w:val="left"/>
-      <w:pPr>
-        <w:ind w:left="4680" w:hanging="360"/>
-      </w:pPr>
-      <w:rPr>
-        <w:rFonts w:ascii="Symbol" w:hAnsi="Symbol" w:hint="default"/>
-      </w:rPr>
-    </w:lvl>
-    <w:lvl w:ilvl="7" w:tplc="04090003" w:tentative="1">
-      <w:start w:val="1"/>
-      <w:numFmt w:val="bullet"/>
-      <w:lvlText w:val="o"/>
-      <w:lvlJc w:val="left"/>
-      <w:pPr>
-        <w:ind w:left="5400" w:hanging="360"/>
-      </w:pPr>
-      <w:rPr>
-        <w:rFonts w:ascii="Courier New" w:hAnsi="Courier New" w:cs="Courier New" w:hint="default"/>
-      </w:rPr>
-    </w:lvl>
-    <w:lvl w:ilvl="8" w:tplc="04090005" w:tentative="1">
-      <w:start w:val="1"/>
-      <w:numFmt w:val="bullet"/>
-      <w:lvlText w:val=""/>
-      <w:lvlJc w:val="left"/>
-      <w:pPr>
-        <w:ind w:left="6120" w:hanging="360"/>
-      </w:pPr>
-      <w:rPr>
-        <w:rFonts w:ascii="Wingdings" w:hAnsi="Wingdings" w:hint="default"/>
-      </w:rPr>
-    </w:lvl>
-  </w:abstractNum>
-  <w:abstractNum w:abstractNumId="5" w15:restartNumberingAfterBreak="0">
-    <w:nsid w:val="42C00CDD"/>
-    <w:multiLevelType w:val="hybridMultilevel"/>
-    <w:tmpl w:val="3262460C"/>
-    <w:lvl w:ilvl="0" w:tplc="04090001">
-      <w:start w:val="1"/>
-      <w:numFmt w:val="bullet"/>
-      <w:lvlText w:val=""/>
-      <w:lvlJc w:val="left"/>
-      <w:pPr>
-        <w:ind w:left="360" w:hanging="360"/>
-      </w:pPr>
-      <w:rPr>
-        <w:rFonts w:ascii="Symbol" w:hAnsi="Symbol" w:hint="default"/>
-      </w:rPr>
-    </w:lvl>
-    <w:lvl w:ilvl="1" w:tplc="04090003" w:tentative="1">
-      <w:start w:val="1"/>
-      <w:numFmt w:val="bullet"/>
-      <w:lvlText w:val="o"/>
-      <w:lvlJc w:val="left"/>
-      <w:pPr>
-        <w:ind w:left="1080" w:hanging="360"/>
-      </w:pPr>
-      <w:rPr>
-        <w:rFonts w:ascii="Courier New" w:hAnsi="Courier New" w:cs="Courier New" w:hint="default"/>
-      </w:rPr>
-    </w:lvl>
-    <w:lvl w:ilvl="2" w:tplc="04090005" w:tentative="1">
-      <w:start w:val="1"/>
-      <w:numFmt w:val="bullet"/>
-      <w:lvlText w:val=""/>
-      <w:lvlJc w:val="left"/>
-      <w:pPr>
-        <w:ind w:left="1800" w:hanging="360"/>
-      </w:pPr>
-      <w:rPr>
-        <w:rFonts w:ascii="Wingdings" w:hAnsi="Wingdings" w:hint="default"/>
-      </w:rPr>
-    </w:lvl>
-    <w:lvl w:ilvl="3" w:tplc="04090001" w:tentative="1">
-      <w:start w:val="1"/>
-      <w:numFmt w:val="bullet"/>
-      <w:lvlText w:val=""/>
-      <w:lvlJc w:val="left"/>
-      <w:pPr>
-        <w:ind w:left="2520" w:hanging="360"/>
-      </w:pPr>
-      <w:rPr>
-        <w:rFonts w:ascii="Symbol" w:hAnsi="Symbol" w:hint="default"/>
-      </w:rPr>
-    </w:lvl>
-    <w:lvl w:ilvl="4" w:tplc="04090003" w:tentative="1">
-      <w:start w:val="1"/>
-      <w:numFmt w:val="bullet"/>
-      <w:lvlText w:val="o"/>
-      <w:lvlJc w:val="left"/>
-      <w:pPr>
-        <w:ind w:left="3240" w:hanging="360"/>
-      </w:pPr>
-      <w:rPr>
-        <w:rFonts w:ascii="Courier New" w:hAnsi="Courier New" w:cs="Courier New" w:hint="default"/>
-      </w:rPr>
-    </w:lvl>
-    <w:lvl w:ilvl="5" w:tplc="04090005" w:tentative="1">
-      <w:start w:val="1"/>
-      <w:numFmt w:val="bullet"/>
-      <w:lvlText w:val=""/>
-      <w:lvlJc w:val="left"/>
-      <w:pPr>
-        <w:ind w:left="3960" w:hanging="360"/>
-      </w:pPr>
-      <w:rPr>
-        <w:rFonts w:ascii="Wingdings" w:hAnsi="Wingdings" w:hint="default"/>
-      </w:rPr>
-    </w:lvl>
-    <w:lvl w:ilvl="6" w:tplc="04090001" w:tentative="1">
-      <w:start w:val="1"/>
-      <w:numFmt w:val="bullet"/>
-      <w:lvlText w:val=""/>
-      <w:lvlJc w:val="left"/>
-      <w:pPr>
-        <w:ind w:left="4680" w:hanging="360"/>
-      </w:pPr>
-      <w:rPr>
-        <w:rFonts w:ascii="Symbol" w:hAnsi="Symbol" w:hint="default"/>
-      </w:rPr>
-    </w:lvl>
-    <w:lvl w:ilvl="7" w:tplc="04090003" w:tentative="1">
-      <w:start w:val="1"/>
-      <w:numFmt w:val="bullet"/>
-      <w:lvlText w:val="o"/>
-      <w:lvlJc w:val="left"/>
-      <w:pPr>
-        <w:ind w:left="5400" w:hanging="360"/>
-      </w:pPr>
-      <w:rPr>
-        <w:rFonts w:ascii="Courier New" w:hAnsi="Courier New" w:cs="Courier New" w:hint="default"/>
-      </w:rPr>
-    </w:lvl>
-    <w:lvl w:ilvl="8" w:tplc="04090005" w:tentative="1">
-      <w:start w:val="1"/>
-      <w:numFmt w:val="bullet"/>
-      <w:lvlText w:val=""/>
-      <w:lvlJc w:val="left"/>
-      <w:pPr>
-        <w:ind w:left="6120" w:hanging="360"/>
-      </w:pPr>
-      <w:rPr>
-        <w:rFonts w:ascii="Wingdings" w:hAnsi="Wingdings" w:hint="default"/>
-      </w:rPr>
-    </w:lvl>
-  </w:abstractNum>
-  <w:abstractNum w:abstractNumId="6" w15:restartNumberingAfterBreak="0">
-    <w:nsid w:val="580D42FD"/>
-    <w:multiLevelType w:val="hybridMultilevel"/>
-    <w:tmpl w:val="5128D4DC"/>
-    <w:lvl w:ilvl="0" w:tplc="04090001">
-      <w:start w:val="1"/>
-      <w:numFmt w:val="bullet"/>
-      <w:lvlText w:val=""/>
-      <w:lvlJc w:val="left"/>
-      <w:pPr>
-        <w:ind w:left="360" w:hanging="360"/>
-      </w:pPr>
-      <w:rPr>
-        <w:rFonts w:ascii="Symbol" w:hAnsi="Symbol" w:hint="default"/>
-      </w:rPr>
-    </w:lvl>
-    <w:lvl w:ilvl="1" w:tplc="04090003" w:tentative="1">
-      <w:start w:val="1"/>
-      <w:numFmt w:val="bullet"/>
-      <w:lvlText w:val="o"/>
-      <w:lvlJc w:val="left"/>
-      <w:pPr>
-        <w:ind w:left="1080" w:hanging="360"/>
-      </w:pPr>
-      <w:rPr>
-        <w:rFonts w:ascii="Courier New" w:hAnsi="Courier New" w:cs="Courier New" w:hint="default"/>
-      </w:rPr>
-    </w:lvl>
-    <w:lvl w:ilvl="2" w:tplc="04090005" w:tentative="1">
-      <w:start w:val="1"/>
-      <w:numFmt w:val="bullet"/>
-      <w:lvlText w:val=""/>
-      <w:lvlJc w:val="left"/>
-      <w:pPr>
-        <w:ind w:left="1800" w:hanging="360"/>
-      </w:pPr>
-      <w:rPr>
-        <w:rFonts w:ascii="Wingdings" w:hAnsi="Wingdings" w:hint="default"/>
-      </w:rPr>
-    </w:lvl>
-    <w:lvl w:ilvl="3" w:tplc="04090001" w:tentative="1">
-      <w:start w:val="1"/>
-      <w:numFmt w:val="bullet"/>
-      <w:lvlText w:val=""/>
-      <w:lvlJc w:val="left"/>
-      <w:pPr>
-        <w:ind w:left="2520" w:hanging="360"/>
-      </w:pPr>
-      <w:rPr>
-        <w:rFonts w:ascii="Symbol" w:hAnsi="Symbol" w:hint="default"/>
-      </w:rPr>
-    </w:lvl>
-    <w:lvl w:ilvl="4" w:tplc="04090003" w:tentative="1">
-      <w:start w:val="1"/>
-      <w:numFmt w:val="bullet"/>
-      <w:lvlText w:val="o"/>
-      <w:lvlJc w:val="left"/>
-      <w:pPr>
-        <w:ind w:left="3240" w:hanging="360"/>
-      </w:pPr>
-      <w:rPr>
-        <w:rFonts w:ascii="Courier New" w:hAnsi="Courier New" w:cs="Courier New" w:hint="default"/>
-      </w:rPr>
-    </w:lvl>
-    <w:lvl w:ilvl="5" w:tplc="04090005" w:tentative="1">
-      <w:start w:val="1"/>
-      <w:numFmt w:val="bullet"/>
-      <w:lvlText w:val=""/>
-      <w:lvlJc w:val="left"/>
-      <w:pPr>
-        <w:ind w:left="3960" w:hanging="360"/>
-      </w:pPr>
-      <w:rPr>
-        <w:rFonts w:ascii="Wingdings" w:hAnsi="Wingdings" w:hint="default"/>
-      </w:rPr>
-    </w:lvl>
-    <w:lvl w:ilvl="6" w:tplc="04090001" w:tentative="1">
-      <w:start w:val="1"/>
-      <w:numFmt w:val="bullet"/>
-      <w:lvlText w:val=""/>
-      <w:lvlJc w:val="left"/>
-      <w:pPr>
-        <w:ind w:left="4680" w:hanging="360"/>
-      </w:pPr>
-      <w:rPr>
-        <w:rFonts w:ascii="Symbol" w:hAnsi="Symbol" w:hint="default"/>
-      </w:rPr>
-    </w:lvl>
-    <w:lvl w:ilvl="7" w:tplc="04090003" w:tentative="1">
-      <w:start w:val="1"/>
-      <w:numFmt w:val="bullet"/>
-      <w:lvlText w:val="o"/>
-      <w:lvlJc w:val="left"/>
-      <w:pPr>
-        <w:ind w:left="5400" w:hanging="360"/>
-      </w:pPr>
-      <w:rPr>
-        <w:rFonts w:ascii="Courier New" w:hAnsi="Courier New" w:cs="Courier New" w:hint="default"/>
-      </w:rPr>
-    </w:lvl>
-    <w:lvl w:ilvl="8" w:tplc="04090005" w:tentative="1">
-      <w:start w:val="1"/>
-      <w:numFmt w:val="bullet"/>
-      <w:lvlText w:val=""/>
-      <w:lvlJc w:val="left"/>
-      <w:pPr>
-        <w:ind w:left="6120" w:hanging="360"/>
-      </w:pPr>
-      <w:rPr>
-        <w:rFonts w:ascii="Wingdings" w:hAnsi="Wingdings" w:hint="default"/>
-      </w:rPr>
-    </w:lvl>
-  </w:abstractNum>
-  <w:abstractNum w:abstractNumId="7" w15:restartNumberingAfterBreak="0">
     <w:nsid w:val="5E220154"/>
     <w:multiLevelType w:val="hybridMultilevel"/>
     <w:tmpl w:val="6414D598"/>
@@ -2599,145 +1624,8 @@
       </w:rPr>
     </w:lvl>
   </w:abstractNum>
-  <w:abstractNum w:abstractNumId="8" w15:restartNumberingAfterBreak="0">
-    <w:nsid w:val="611F2C57"/>
-    <w:multiLevelType w:val="hybridMultilevel"/>
-    <w:tmpl w:val="7B5032C0"/>
-    <w:lvl w:ilvl="0" w:tplc="04090001">
-      <w:start w:val="1"/>
-      <w:numFmt w:val="bullet"/>
-      <w:lvlText w:val=""/>
-      <w:lvlJc w:val="left"/>
-      <w:pPr>
-        <w:ind w:left="360" w:hanging="360"/>
-      </w:pPr>
-      <w:rPr>
-        <w:rFonts w:ascii="Symbol" w:hAnsi="Symbol" w:hint="default"/>
-      </w:rPr>
-    </w:lvl>
-    <w:lvl w:ilvl="1" w:tplc="04090003" w:tentative="1">
-      <w:start w:val="1"/>
-      <w:numFmt w:val="bullet"/>
-      <w:lvlText w:val="o"/>
-      <w:lvlJc w:val="left"/>
-      <w:pPr>
-        <w:ind w:left="1080" w:hanging="360"/>
-      </w:pPr>
-      <w:rPr>
-        <w:rFonts w:ascii="Courier New" w:hAnsi="Courier New" w:cs="Courier New" w:hint="default"/>
-      </w:rPr>
-    </w:lvl>
-    <w:lvl w:ilvl="2" w:tplc="04090005" w:tentative="1">
-      <w:start w:val="1"/>
-      <w:numFmt w:val="bullet"/>
-      <w:lvlText w:val=""/>
-      <w:lvlJc w:val="left"/>
-      <w:pPr>
-        <w:ind w:left="1800" w:hanging="360"/>
-      </w:pPr>
-      <w:rPr>
-        <w:rFonts w:ascii="Wingdings" w:hAnsi="Wingdings" w:hint="default"/>
-      </w:rPr>
-    </w:lvl>
-    <w:lvl w:ilvl="3" w:tplc="04090001" w:tentative="1">
-      <w:start w:val="1"/>
-      <w:numFmt w:val="bullet"/>
-      <w:lvlText w:val=""/>
-      <w:lvlJc w:val="left"/>
-      <w:pPr>
-        <w:ind w:left="2520" w:hanging="360"/>
-      </w:pPr>
-      <w:rPr>
-        <w:rFonts w:ascii="Symbol" w:hAnsi="Symbol" w:hint="default"/>
-      </w:rPr>
-    </w:lvl>
-    <w:lvl w:ilvl="4" w:tplc="04090003" w:tentative="1">
-      <w:start w:val="1"/>
-      <w:numFmt w:val="bullet"/>
-      <w:lvlText w:val="o"/>
-      <w:lvlJc w:val="left"/>
-      <w:pPr>
-        <w:ind w:left="3240" w:hanging="360"/>
-      </w:pPr>
-      <w:rPr>
-        <w:rFonts w:ascii="Courier New" w:hAnsi="Courier New" w:cs="Courier New" w:hint="default"/>
-      </w:rPr>
-    </w:lvl>
-    <w:lvl w:ilvl="5" w:tplc="04090005" w:tentative="1">
-      <w:start w:val="1"/>
-      <w:numFmt w:val="bullet"/>
-      <w:lvlText w:val=""/>
-      <w:lvlJc w:val="left"/>
-      <w:pPr>
-        <w:ind w:left="3960" w:hanging="360"/>
-      </w:pPr>
-      <w:rPr>
-        <w:rFonts w:ascii="Wingdings" w:hAnsi="Wingdings" w:hint="default"/>
-      </w:rPr>
-    </w:lvl>
-    <w:lvl w:ilvl="6" w:tplc="04090001" w:tentative="1">
-      <w:start w:val="1"/>
-      <w:numFmt w:val="bullet"/>
-      <w:lvlText w:val=""/>
-      <w:lvlJc w:val="left"/>
-      <w:pPr>
-        <w:ind w:left="4680" w:hanging="360"/>
-      </w:pPr>
-      <w:rPr>
-        <w:rFonts w:ascii="Symbol" w:hAnsi="Symbol" w:hint="default"/>
-      </w:rPr>
-    </w:lvl>
-    <w:lvl w:ilvl="7" w:tplc="04090003" w:tentative="1">
-      <w:start w:val="1"/>
-      <w:numFmt w:val="bullet"/>
-      <w:lvlText w:val="o"/>
-      <w:lvlJc w:val="left"/>
-      <w:pPr>
-        <w:ind w:left="5400" w:hanging="360"/>
-      </w:pPr>
-      <w:rPr>
-        <w:rFonts w:ascii="Courier New" w:hAnsi="Courier New" w:cs="Courier New" w:hint="default"/>
-      </w:rPr>
-    </w:lvl>
-    <w:lvl w:ilvl="8" w:tplc="04090005" w:tentative="1">
-      <w:start w:val="1"/>
-      <w:numFmt w:val="bullet"/>
-      <w:lvlText w:val=""/>
-      <w:lvlJc w:val="left"/>
-      <w:pPr>
-        <w:ind w:left="6120" w:hanging="360"/>
-      </w:pPr>
-      <w:rPr>
-        <w:rFonts w:ascii="Wingdings" w:hAnsi="Wingdings" w:hint="default"/>
-      </w:rPr>
-    </w:lvl>
-  </w:abstractNum>
-  <w:num w:numId="1" w16cid:durableId="469371355">
-    <w:abstractNumId w:val="4"/>
-  </w:num>
-  <w:num w:numId="2" w16cid:durableId="1071585242">
-    <w:abstractNumId w:val="3"/>
-  </w:num>
-  <w:num w:numId="3" w16cid:durableId="154685692">
-    <w:abstractNumId w:val="2"/>
-  </w:num>
-  <w:num w:numId="4" w16cid:durableId="1723599827">
-    <w:abstractNumId w:val="5"/>
-  </w:num>
-  <w:num w:numId="5" w16cid:durableId="1826704089">
+  <w:num w:numId="1" w16cid:durableId="516425043">
     <w:abstractNumId w:val="0"/>
-  </w:num>
-  <w:num w:numId="6" w16cid:durableId="161164461">
-    <w:abstractNumId w:val="1"/>
-  </w:num>
-  <w:num w:numId="7" w16cid:durableId="18168681">
-    <w:abstractNumId w:val="8"/>
-  </w:num>
-  <w:num w:numId="8" w16cid:durableId="909274431">
-    <w:abstractNumId w:val="6"/>
-  </w:num>
-  <w:num w:numId="9" w16cid:durableId="516425043">
-    <w:abstractNumId w:val="7"/>
   </w:num>
 </w:numbering>
 </file>
@@ -3142,6 +2030,7 @@
   <w:style w:type="paragraph" w:default="1" w:styleId="Normal">
     <w:name w:val="Normal"/>
     <w:qFormat/>
+    <w:rsid w:val="00787A54"/>
   </w:style>
   <w:style w:type="paragraph" w:styleId="Heading1">
     <w:name w:val="heading 1"/>
@@ -3150,7 +2039,7 @@
     <w:link w:val="Heading1Char"/>
     <w:uiPriority w:val="9"/>
     <w:qFormat/>
-    <w:rsid w:val="00F8072B"/>
+    <w:rsid w:val="00787A54"/>
     <w:pPr>
       <w:keepNext/>
       <w:keepLines/>
@@ -3159,7 +2048,7 @@
     </w:pPr>
     <w:rPr>
       <w:rFonts w:asciiTheme="majorHAnsi" w:eastAsiaTheme="majorEastAsia" w:hAnsiTheme="majorHAnsi" w:cstheme="majorBidi"/>
-      <w:color w:val="2F5496" w:themeColor="accent1" w:themeShade="BF"/>
+      <w:color w:val="0F4761" w:themeColor="accent1" w:themeShade="BF"/>
       <w:sz w:val="40"/>
       <w:szCs w:val="40"/>
     </w:rPr>
@@ -3173,7 +2062,7 @@
     <w:semiHidden/>
     <w:unhideWhenUsed/>
     <w:qFormat/>
-    <w:rsid w:val="00F8072B"/>
+    <w:rsid w:val="00787A54"/>
     <w:pPr>
       <w:keepNext/>
       <w:keepLines/>
@@ -3182,7 +2071,7 @@
     </w:pPr>
     <w:rPr>
       <w:rFonts w:asciiTheme="majorHAnsi" w:eastAsiaTheme="majorEastAsia" w:hAnsiTheme="majorHAnsi" w:cstheme="majorBidi"/>
-      <w:color w:val="2F5496" w:themeColor="accent1" w:themeShade="BF"/>
+      <w:color w:val="0F4761" w:themeColor="accent1" w:themeShade="BF"/>
       <w:sz w:val="32"/>
       <w:szCs w:val="32"/>
     </w:rPr>
@@ -3196,7 +2085,7 @@
     <w:semiHidden/>
     <w:unhideWhenUsed/>
     <w:qFormat/>
-    <w:rsid w:val="00F8072B"/>
+    <w:rsid w:val="00787A54"/>
     <w:pPr>
       <w:keepNext/>
       <w:keepLines/>
@@ -3205,7 +2094,7 @@
     </w:pPr>
     <w:rPr>
       <w:rFonts w:eastAsiaTheme="majorEastAsia" w:cstheme="majorBidi"/>
-      <w:color w:val="2F5496" w:themeColor="accent1" w:themeShade="BF"/>
+      <w:color w:val="0F4761" w:themeColor="accent1" w:themeShade="BF"/>
       <w:sz w:val="28"/>
       <w:szCs w:val="28"/>
     </w:rPr>
@@ -3219,7 +2108,7 @@
     <w:semiHidden/>
     <w:unhideWhenUsed/>
     <w:qFormat/>
-    <w:rsid w:val="00F8072B"/>
+    <w:rsid w:val="00787A54"/>
     <w:pPr>
       <w:keepNext/>
       <w:keepLines/>
@@ -3230,7 +2119,7 @@
       <w:rFonts w:eastAsiaTheme="majorEastAsia" w:cstheme="majorBidi"/>
       <w:i/>
       <w:iCs/>
-      <w:color w:val="2F5496" w:themeColor="accent1" w:themeShade="BF"/>
+      <w:color w:val="0F4761" w:themeColor="accent1" w:themeShade="BF"/>
     </w:rPr>
   </w:style>
   <w:style w:type="paragraph" w:styleId="Heading5">
@@ -3242,7 +2131,7 @@
     <w:semiHidden/>
     <w:unhideWhenUsed/>
     <w:qFormat/>
-    <w:rsid w:val="00F8072B"/>
+    <w:rsid w:val="00787A54"/>
     <w:pPr>
       <w:keepNext/>
       <w:keepLines/>
@@ -3251,7 +2140,7 @@
     </w:pPr>
     <w:rPr>
       <w:rFonts w:eastAsiaTheme="majorEastAsia" w:cstheme="majorBidi"/>
-      <w:color w:val="2F5496" w:themeColor="accent1" w:themeShade="BF"/>
+      <w:color w:val="0F4761" w:themeColor="accent1" w:themeShade="BF"/>
     </w:rPr>
   </w:style>
   <w:style w:type="paragraph" w:styleId="Heading6">
@@ -3263,7 +2152,7 @@
     <w:semiHidden/>
     <w:unhideWhenUsed/>
     <w:qFormat/>
-    <w:rsid w:val="00F8072B"/>
+    <w:rsid w:val="00787A54"/>
     <w:pPr>
       <w:keepNext/>
       <w:keepLines/>
@@ -3286,7 +2175,7 @@
     <w:semiHidden/>
     <w:unhideWhenUsed/>
     <w:qFormat/>
-    <w:rsid w:val="00F8072B"/>
+    <w:rsid w:val="00787A54"/>
     <w:pPr>
       <w:keepNext/>
       <w:keepLines/>
@@ -3307,7 +2196,7 @@
     <w:semiHidden/>
     <w:unhideWhenUsed/>
     <w:qFormat/>
-    <w:rsid w:val="00F8072B"/>
+    <w:rsid w:val="00787A54"/>
     <w:pPr>
       <w:keepNext/>
       <w:keepLines/>
@@ -3330,7 +2219,7 @@
     <w:semiHidden/>
     <w:unhideWhenUsed/>
     <w:qFormat/>
-    <w:rsid w:val="00F8072B"/>
+    <w:rsid w:val="00787A54"/>
     <w:pPr>
       <w:keepNext/>
       <w:keepLines/>
@@ -3374,10 +2263,10 @@
     <w:basedOn w:val="DefaultParagraphFont"/>
     <w:link w:val="Heading1"/>
     <w:uiPriority w:val="9"/>
-    <w:rsid w:val="00F8072B"/>
+    <w:rsid w:val="00787A54"/>
     <w:rPr>
       <w:rFonts w:asciiTheme="majorHAnsi" w:eastAsiaTheme="majorEastAsia" w:hAnsiTheme="majorHAnsi" w:cstheme="majorBidi"/>
-      <w:color w:val="2F5496" w:themeColor="accent1" w:themeShade="BF"/>
+      <w:color w:val="0F4761" w:themeColor="accent1" w:themeShade="BF"/>
       <w:sz w:val="40"/>
       <w:szCs w:val="40"/>
     </w:rPr>
@@ -3388,10 +2277,10 @@
     <w:link w:val="Heading2"/>
     <w:uiPriority w:val="9"/>
     <w:semiHidden/>
-    <w:rsid w:val="00F8072B"/>
+    <w:rsid w:val="00787A54"/>
     <w:rPr>
       <w:rFonts w:asciiTheme="majorHAnsi" w:eastAsiaTheme="majorEastAsia" w:hAnsiTheme="majorHAnsi" w:cstheme="majorBidi"/>
-      <w:color w:val="2F5496" w:themeColor="accent1" w:themeShade="BF"/>
+      <w:color w:val="0F4761" w:themeColor="accent1" w:themeShade="BF"/>
       <w:sz w:val="32"/>
       <w:szCs w:val="32"/>
     </w:rPr>
@@ -3402,10 +2291,10 @@
     <w:link w:val="Heading3"/>
     <w:uiPriority w:val="9"/>
     <w:semiHidden/>
-    <w:rsid w:val="00F8072B"/>
+    <w:rsid w:val="00787A54"/>
     <w:rPr>
       <w:rFonts w:eastAsiaTheme="majorEastAsia" w:cstheme="majorBidi"/>
-      <w:color w:val="2F5496" w:themeColor="accent1" w:themeShade="BF"/>
+      <w:color w:val="0F4761" w:themeColor="accent1" w:themeShade="BF"/>
       <w:sz w:val="28"/>
       <w:szCs w:val="28"/>
     </w:rPr>
@@ -3416,12 +2305,12 @@
     <w:link w:val="Heading4"/>
     <w:uiPriority w:val="9"/>
     <w:semiHidden/>
-    <w:rsid w:val="00F8072B"/>
+    <w:rsid w:val="00787A54"/>
     <w:rPr>
       <w:rFonts w:eastAsiaTheme="majorEastAsia" w:cstheme="majorBidi"/>
       <w:i/>
       <w:iCs/>
-      <w:color w:val="2F5496" w:themeColor="accent1" w:themeShade="BF"/>
+      <w:color w:val="0F4761" w:themeColor="accent1" w:themeShade="BF"/>
     </w:rPr>
   </w:style>
   <w:style w:type="character" w:customStyle="1" w:styleId="Heading5Char">
@@ -3430,10 +2319,10 @@
     <w:link w:val="Heading5"/>
     <w:uiPriority w:val="9"/>
     <w:semiHidden/>
-    <w:rsid w:val="00F8072B"/>
+    <w:rsid w:val="00787A54"/>
     <w:rPr>
       <w:rFonts w:eastAsiaTheme="majorEastAsia" w:cstheme="majorBidi"/>
-      <w:color w:val="2F5496" w:themeColor="accent1" w:themeShade="BF"/>
+      <w:color w:val="0F4761" w:themeColor="accent1" w:themeShade="BF"/>
     </w:rPr>
   </w:style>
   <w:style w:type="character" w:customStyle="1" w:styleId="Heading6Char">
@@ -3442,7 +2331,7 @@
     <w:link w:val="Heading6"/>
     <w:uiPriority w:val="9"/>
     <w:semiHidden/>
-    <w:rsid w:val="00F8072B"/>
+    <w:rsid w:val="00787A54"/>
     <w:rPr>
       <w:rFonts w:eastAsiaTheme="majorEastAsia" w:cstheme="majorBidi"/>
       <w:i/>
@@ -3456,7 +2345,7 @@
     <w:link w:val="Heading7"/>
     <w:uiPriority w:val="9"/>
     <w:semiHidden/>
-    <w:rsid w:val="00F8072B"/>
+    <w:rsid w:val="00787A54"/>
     <w:rPr>
       <w:rFonts w:eastAsiaTheme="majorEastAsia" w:cstheme="majorBidi"/>
       <w:color w:val="595959" w:themeColor="text1" w:themeTint="A6"/>
@@ -3468,7 +2357,7 @@
     <w:link w:val="Heading8"/>
     <w:uiPriority w:val="9"/>
     <w:semiHidden/>
-    <w:rsid w:val="00F8072B"/>
+    <w:rsid w:val="00787A54"/>
     <w:rPr>
       <w:rFonts w:eastAsiaTheme="majorEastAsia" w:cstheme="majorBidi"/>
       <w:i/>
@@ -3482,7 +2371,7 @@
     <w:link w:val="Heading9"/>
     <w:uiPriority w:val="9"/>
     <w:semiHidden/>
-    <w:rsid w:val="00F8072B"/>
+    <w:rsid w:val="00787A54"/>
     <w:rPr>
       <w:rFonts w:eastAsiaTheme="majorEastAsia" w:cstheme="majorBidi"/>
       <w:color w:val="272727" w:themeColor="text1" w:themeTint="D8"/>
@@ -3495,7 +2384,7 @@
     <w:link w:val="TitleChar"/>
     <w:uiPriority w:val="10"/>
     <w:qFormat/>
-    <w:rsid w:val="00F8072B"/>
+    <w:rsid w:val="00787A54"/>
     <w:pPr>
       <w:spacing w:after="80" w:line="240" w:lineRule="auto"/>
       <w:contextualSpacing/>
@@ -3513,7 +2402,7 @@
     <w:basedOn w:val="DefaultParagraphFont"/>
     <w:link w:val="Title"/>
     <w:uiPriority w:val="10"/>
-    <w:rsid w:val="00F8072B"/>
+    <w:rsid w:val="00787A54"/>
     <w:rPr>
       <w:rFonts w:asciiTheme="majorHAnsi" w:eastAsiaTheme="majorEastAsia" w:hAnsiTheme="majorHAnsi" w:cstheme="majorBidi"/>
       <w:spacing w:val="-10"/>
@@ -3529,7 +2418,7 @@
     <w:link w:val="SubtitleChar"/>
     <w:uiPriority w:val="11"/>
     <w:qFormat/>
-    <w:rsid w:val="00F8072B"/>
+    <w:rsid w:val="00787A54"/>
     <w:pPr>
       <w:numPr>
         <w:ilvl w:val="1"/>
@@ -3548,7 +2437,7 @@
     <w:basedOn w:val="DefaultParagraphFont"/>
     <w:link w:val="Subtitle"/>
     <w:uiPriority w:val="11"/>
-    <w:rsid w:val="00F8072B"/>
+    <w:rsid w:val="00787A54"/>
     <w:rPr>
       <w:rFonts w:eastAsiaTheme="majorEastAsia" w:cstheme="majorBidi"/>
       <w:color w:val="595959" w:themeColor="text1" w:themeTint="A6"/>
@@ -3564,7 +2453,7 @@
     <w:link w:val="QuoteChar"/>
     <w:uiPriority w:val="29"/>
     <w:qFormat/>
-    <w:rsid w:val="00F8072B"/>
+    <w:rsid w:val="00787A54"/>
     <w:pPr>
       <w:spacing w:before="160"/>
       <w:jc w:val="center"/>
@@ -3580,7 +2469,7 @@
     <w:basedOn w:val="DefaultParagraphFont"/>
     <w:link w:val="Quote"/>
     <w:uiPriority w:val="29"/>
-    <w:rsid w:val="00F8072B"/>
+    <w:rsid w:val="00787A54"/>
     <w:rPr>
       <w:i/>
       <w:iCs/>
@@ -3592,7 +2481,7 @@
     <w:basedOn w:val="Normal"/>
     <w:uiPriority w:val="34"/>
     <w:qFormat/>
-    <w:rsid w:val="00F8072B"/>
+    <w:rsid w:val="00787A54"/>
     <w:pPr>
       <w:ind w:left="720"/>
       <w:contextualSpacing/>
@@ -3603,11 +2492,11 @@
     <w:basedOn w:val="DefaultParagraphFont"/>
     <w:uiPriority w:val="21"/>
     <w:qFormat/>
-    <w:rsid w:val="00F8072B"/>
+    <w:rsid w:val="00787A54"/>
     <w:rPr>
       <w:i/>
       <w:iCs/>
-      <w:color w:val="2F5496" w:themeColor="accent1" w:themeShade="BF"/>
+      <w:color w:val="0F4761" w:themeColor="accent1" w:themeShade="BF"/>
     </w:rPr>
   </w:style>
   <w:style w:type="paragraph" w:styleId="IntenseQuote">
@@ -3617,11 +2506,11 @@
     <w:link w:val="IntenseQuoteChar"/>
     <w:uiPriority w:val="30"/>
     <w:qFormat/>
-    <w:rsid w:val="00F8072B"/>
+    <w:rsid w:val="00787A54"/>
     <w:pPr>
       <w:pBdr>
-        <w:top w:val="single" w:sz="4" w:space="10" w:color="2F5496" w:themeColor="accent1" w:themeShade="BF"/>
-        <w:bottom w:val="single" w:sz="4" w:space="10" w:color="2F5496" w:themeColor="accent1" w:themeShade="BF"/>
+        <w:top w:val="single" w:sz="4" w:space="10" w:color="0F4761" w:themeColor="accent1" w:themeShade="BF"/>
+        <w:bottom w:val="single" w:sz="4" w:space="10" w:color="0F4761" w:themeColor="accent1" w:themeShade="BF"/>
       </w:pBdr>
       <w:spacing w:before="360" w:after="360"/>
       <w:ind w:left="864" w:right="864"/>
@@ -3630,7 +2519,7 @@
     <w:rPr>
       <w:i/>
       <w:iCs/>
-      <w:color w:val="2F5496" w:themeColor="accent1" w:themeShade="BF"/>
+      <w:color w:val="0F4761" w:themeColor="accent1" w:themeShade="BF"/>
     </w:rPr>
   </w:style>
   <w:style w:type="character" w:customStyle="1" w:styleId="IntenseQuoteChar">
@@ -3638,11 +2527,11 @@
     <w:basedOn w:val="DefaultParagraphFont"/>
     <w:link w:val="IntenseQuote"/>
     <w:uiPriority w:val="30"/>
-    <w:rsid w:val="00F8072B"/>
+    <w:rsid w:val="00787A54"/>
     <w:rPr>
       <w:i/>
       <w:iCs/>
-      <w:color w:val="2F5496" w:themeColor="accent1" w:themeShade="BF"/>
+      <w:color w:val="0F4761" w:themeColor="accent1" w:themeShade="BF"/>
     </w:rPr>
   </w:style>
   <w:style w:type="character" w:styleId="IntenseReference">
@@ -3650,12 +2539,12 @@
     <w:basedOn w:val="DefaultParagraphFont"/>
     <w:uiPriority w:val="32"/>
     <w:qFormat/>
-    <w:rsid w:val="00F8072B"/>
+    <w:rsid w:val="00787A54"/>
     <w:rPr>
       <w:b/>
       <w:bCs/>
       <w:smallCaps/>
-      <w:color w:val="2F5496" w:themeColor="accent1" w:themeShade="BF"/>
+      <w:color w:val="0F4761" w:themeColor="accent1" w:themeShade="BF"/>
       <w:spacing w:val="5"/>
     </w:rPr>
   </w:style>
@@ -3663,45 +2552,10 @@
     <w:name w:val="No Spacing"/>
     <w:uiPriority w:val="1"/>
     <w:qFormat/>
-    <w:rsid w:val="00F8072B"/>
+    <w:rsid w:val="00787A54"/>
     <w:pPr>
       <w:spacing w:after="0" w:line="240" w:lineRule="auto"/>
     </w:pPr>
-  </w:style>
-  <w:style w:type="character" w:styleId="Hyperlink">
-    <w:name w:val="Hyperlink"/>
-    <w:basedOn w:val="DefaultParagraphFont"/>
-    <w:uiPriority w:val="99"/>
-    <w:unhideWhenUsed/>
-    <w:rsid w:val="001C3E9B"/>
-    <w:rPr>
-      <w:color w:val="0563C1" w:themeColor="hyperlink"/>
-      <w:u w:val="single"/>
-    </w:rPr>
-  </w:style>
-  <w:style w:type="character" w:styleId="UnresolvedMention">
-    <w:name w:val="Unresolved Mention"/>
-    <w:basedOn w:val="DefaultParagraphFont"/>
-    <w:uiPriority w:val="99"/>
-    <w:semiHidden/>
-    <w:unhideWhenUsed/>
-    <w:rsid w:val="001C3E9B"/>
-    <w:rPr>
-      <w:color w:val="605E5C"/>
-      <w:shd w:val="clear" w:color="auto" w:fill="E1DFDD"/>
-    </w:rPr>
-  </w:style>
-  <w:style w:type="character" w:styleId="FollowedHyperlink">
-    <w:name w:val="FollowedHyperlink"/>
-    <w:basedOn w:val="DefaultParagraphFont"/>
-    <w:uiPriority w:val="99"/>
-    <w:semiHidden/>
-    <w:unhideWhenUsed/>
-    <w:rsid w:val="001C3E9B"/>
-    <w:rPr>
-      <w:color w:val="954F72" w:themeColor="followedHyperlink"/>
-      <w:u w:val="single"/>
-    </w:rPr>
   </w:style>
 </w:styles>
 </file>
@@ -3717,39 +2571,39 @@
         <a:sysClr val="window" lastClr="FFFFFF"/>
       </a:lt1>
       <a:dk2>
-        <a:srgbClr val="44546A"/>
+        <a:srgbClr val="0E2841"/>
       </a:dk2>
       <a:lt2>
-        <a:srgbClr val="E7E6E6"/>
+        <a:srgbClr val="E8E8E8"/>
       </a:lt2>
       <a:accent1>
-        <a:srgbClr val="4472C4"/>
+        <a:srgbClr val="156082"/>
       </a:accent1>
       <a:accent2>
-        <a:srgbClr val="ED7D31"/>
+        <a:srgbClr val="E97132"/>
       </a:accent2>
       <a:accent3>
-        <a:srgbClr val="A5A5A5"/>
+        <a:srgbClr val="196B24"/>
       </a:accent3>
       <a:accent4>
-        <a:srgbClr val="FFC000"/>
+        <a:srgbClr val="0F9ED5"/>
       </a:accent4>
       <a:accent5>
-        <a:srgbClr val="5B9BD5"/>
+        <a:srgbClr val="A02B93"/>
       </a:accent5>
       <a:accent6>
-        <a:srgbClr val="70AD47"/>
+        <a:srgbClr val="4EA72E"/>
       </a:accent6>
       <a:hlink>
-        <a:srgbClr val="0563C1"/>
+        <a:srgbClr val="467886"/>
       </a:hlink>
       <a:folHlink>
-        <a:srgbClr val="954F72"/>
+        <a:srgbClr val="96607D"/>
       </a:folHlink>
     </a:clrScheme>
     <a:fontScheme name="Office">
       <a:majorFont>
-        <a:latin typeface="Calibri Light" panose="020F0302020204030204"/>
+        <a:latin typeface="Aptos Display" panose="02110004020202020204"/>
         <a:ea typeface=""/>
         <a:cs typeface=""/>
         <a:font script="Jpan" typeface="游ゴシック Light"/>
@@ -3801,7 +2655,7 @@
         <a:font script="Tfng" typeface="Ebrima"/>
       </a:majorFont>
       <a:minorFont>
-        <a:latin typeface="Calibri" panose="020F0502020204030204"/>
+        <a:latin typeface="Aptos" panose="02110004020202020204"/>
         <a:ea typeface=""/>
         <a:cs typeface=""/>
         <a:font script="Jpan" typeface="游明朝"/>
@@ -3995,7 +2849,7 @@
   <a:extraClrSchemeLst/>
   <a:extLst>
     <a:ext uri="{05A4C25C-085E-4340-85A3-A5531E510DB2}">
-      <thm15:themeFamily xmlns:thm15="http://schemas.microsoft.com/office/thememl/2012/main" name="Office Theme" id="{62F939B6-93AF-4DB8-9C6B-D6C7DFDC589F}" vid="{4A3C46E8-61CC-4603-A589-7422A47A8E4A}"/>
+      <thm15:themeFamily xmlns:thm15="http://schemas.microsoft.com/office/thememl/2012/main" name="Office Theme" id="{2E142A2C-CD16-42D6-873A-C26D2A0506FA}" vid="{1BDDFF52-6CD6-40A5-AB3C-68EB2F1E4D0A}"/>
     </a:ext>
   </a:extLst>
 </a:theme>

--- a/Deloitte_Template.docx
+++ b/Deloitte_Template.docx
@@ -199,7 +199,15 @@
           <w:sz w:val="20"/>
           <w:szCs w:val="20"/>
         </w:rPr>
-        <w:t xml:space="preserve"> {{</w:t>
+        <w:t xml:space="preserve"> </w:t>
+      </w:r>
+      <w:r>
+        <w:rPr>
+          <w:rFonts w:ascii="Arial" w:hAnsi="Arial" w:cs="Arial"/>
+          <w:sz w:val="20"/>
+          <w:szCs w:val="20"/>
+        </w:rPr>
+        <w:t>{{</w:t>
       </w:r>
       <w:proofErr w:type="gramEnd"/>
       <w:r>
@@ -608,7 +616,23 @@
                 <w:sz w:val="20"/>
                 <w:szCs w:val="20"/>
               </w:rPr>
-              <w:t>{{SKILL2}}</w:t>
+              <w:t>{{SKILL</w:t>
+            </w:r>
+            <w:r>
+              <w:rPr>
+                <w:rFonts w:ascii="Arial" w:hAnsi="Arial" w:cs="Arial"/>
+                <w:sz w:val="20"/>
+                <w:szCs w:val="20"/>
+              </w:rPr>
+              <w:t>2</w:t>
+            </w:r>
+            <w:r>
+              <w:rPr>
+                <w:rFonts w:ascii="Arial" w:hAnsi="Arial" w:cs="Arial"/>
+                <w:sz w:val="20"/>
+                <w:szCs w:val="20"/>
+              </w:rPr>
+              <w:t>}}</w:t>
             </w:r>
           </w:p>
         </w:tc>
@@ -718,7 +742,23 @@
                 <w:sz w:val="20"/>
                 <w:szCs w:val="20"/>
               </w:rPr>
-              <w:t>{{SKILL3}}</w:t>
+              <w:t>{{SKILL</w:t>
+            </w:r>
+            <w:r>
+              <w:rPr>
+                <w:rFonts w:ascii="Arial" w:hAnsi="Arial" w:cs="Arial"/>
+                <w:sz w:val="20"/>
+                <w:szCs w:val="20"/>
+              </w:rPr>
+              <w:t>3</w:t>
+            </w:r>
+            <w:r>
+              <w:rPr>
+                <w:rFonts w:ascii="Arial" w:hAnsi="Arial" w:cs="Arial"/>
+                <w:sz w:val="20"/>
+                <w:szCs w:val="20"/>
+              </w:rPr>
+              <w:t>}}</w:t>
             </w:r>
           </w:p>
         </w:tc>
@@ -827,7 +867,23 @@
                 <w:sz w:val="20"/>
                 <w:szCs w:val="20"/>
               </w:rPr>
-              <w:t>{{SKILL4}}</w:t>
+              <w:t>{{SKILL</w:t>
+            </w:r>
+            <w:r>
+              <w:rPr>
+                <w:rFonts w:ascii="Arial" w:hAnsi="Arial" w:cs="Arial"/>
+                <w:sz w:val="20"/>
+                <w:szCs w:val="20"/>
+              </w:rPr>
+              <w:t>4</w:t>
+            </w:r>
+            <w:r>
+              <w:rPr>
+                <w:rFonts w:ascii="Arial" w:hAnsi="Arial" w:cs="Arial"/>
+                <w:sz w:val="20"/>
+                <w:szCs w:val="20"/>
+              </w:rPr>
+              <w:t>}}</w:t>
             </w:r>
           </w:p>
         </w:tc>
@@ -934,7 +990,23 @@
                 <w:sz w:val="20"/>
                 <w:szCs w:val="20"/>
               </w:rPr>
-              <w:t>{{SKILL5}}</w:t>
+              <w:t>{{SKILL</w:t>
+            </w:r>
+            <w:r>
+              <w:rPr>
+                <w:rFonts w:ascii="Arial" w:hAnsi="Arial" w:cs="Arial"/>
+                <w:sz w:val="20"/>
+                <w:szCs w:val="20"/>
+              </w:rPr>
+              <w:t>5</w:t>
+            </w:r>
+            <w:r>
+              <w:rPr>
+                <w:rFonts w:ascii="Arial" w:hAnsi="Arial" w:cs="Arial"/>
+                <w:sz w:val="20"/>
+                <w:szCs w:val="20"/>
+              </w:rPr>
+              <w:t>}}</w:t>
             </w:r>
           </w:p>
         </w:tc>
@@ -1041,7 +1113,23 @@
                 <w:sz w:val="20"/>
                 <w:szCs w:val="20"/>
               </w:rPr>
-              <w:t>{{SKILL6}}</w:t>
+              <w:t>{{SKILL</w:t>
+            </w:r>
+            <w:r>
+              <w:rPr>
+                <w:rFonts w:ascii="Arial" w:hAnsi="Arial" w:cs="Arial"/>
+                <w:sz w:val="20"/>
+                <w:szCs w:val="20"/>
+              </w:rPr>
+              <w:t>6</w:t>
+            </w:r>
+            <w:r>
+              <w:rPr>
+                <w:rFonts w:ascii="Arial" w:hAnsi="Arial" w:cs="Arial"/>
+                <w:sz w:val="20"/>
+                <w:szCs w:val="20"/>
+              </w:rPr>
+              <w:t>}}</w:t>
             </w:r>
           </w:p>
         </w:tc>
@@ -1148,7 +1236,23 @@
                 <w:sz w:val="20"/>
                 <w:szCs w:val="20"/>
               </w:rPr>
-              <w:t>{{SKILL7}}</w:t>
+              <w:t>{{SKILL</w:t>
+            </w:r>
+            <w:r>
+              <w:rPr>
+                <w:rFonts w:ascii="Arial" w:hAnsi="Arial" w:cs="Arial"/>
+                <w:sz w:val="20"/>
+                <w:szCs w:val="20"/>
+              </w:rPr>
+              <w:t>7</w:t>
+            </w:r>
+            <w:r>
+              <w:rPr>
+                <w:rFonts w:ascii="Arial" w:hAnsi="Arial" w:cs="Arial"/>
+                <w:sz w:val="20"/>
+                <w:szCs w:val="20"/>
+              </w:rPr>
+              <w:t>}}</w:t>
             </w:r>
           </w:p>
         </w:tc>
@@ -1255,7 +1359,23 @@
                 <w:sz w:val="20"/>
                 <w:szCs w:val="20"/>
               </w:rPr>
-              <w:t>{{SKILL8}}</w:t>
+              <w:t>{{SKILL</w:t>
+            </w:r>
+            <w:r>
+              <w:rPr>
+                <w:rFonts w:ascii="Arial" w:hAnsi="Arial" w:cs="Arial"/>
+                <w:sz w:val="20"/>
+                <w:szCs w:val="20"/>
+              </w:rPr>
+              <w:t>8</w:t>
+            </w:r>
+            <w:r>
+              <w:rPr>
+                <w:rFonts w:ascii="Arial" w:hAnsi="Arial" w:cs="Arial"/>
+                <w:sz w:val="20"/>
+                <w:szCs w:val="20"/>
+              </w:rPr>
+              <w:t>}}</w:t>
             </w:r>
           </w:p>
         </w:tc>
@@ -1366,7 +1486,7 @@
         <w:pStyle w:val="NoSpacing"/>
         <w:numPr>
           <w:ilvl w:val="0"/>
-          <w:numId w:val="1"/>
+          <w:numId w:val="9"/>
         </w:numPr>
         <w:rPr>
           <w:rFonts w:ascii="Arial" w:hAnsi="Arial" w:cs="Arial"/>
@@ -1388,7 +1508,7 @@
         <w:pStyle w:val="NoSpacing"/>
         <w:numPr>
           <w:ilvl w:val="0"/>
-          <w:numId w:val="1"/>
+          <w:numId w:val="9"/>
         </w:numPr>
         <w:rPr>
           <w:rFonts w:ascii="Arial" w:hAnsi="Arial" w:cs="Arial"/>
@@ -1402,7 +1522,23 @@
           <w:sz w:val="20"/>
           <w:szCs w:val="20"/>
         </w:rPr>
-        <w:t>{{SUMMARY2}}</w:t>
+        <w:t>{{SUMMARY</w:t>
+      </w:r>
+      <w:r>
+        <w:rPr>
+          <w:rFonts w:ascii="Arial" w:hAnsi="Arial" w:cs="Arial"/>
+          <w:sz w:val="20"/>
+          <w:szCs w:val="20"/>
+        </w:rPr>
+        <w:t>2</w:t>
+      </w:r>
+      <w:r>
+        <w:rPr>
+          <w:rFonts w:ascii="Arial" w:hAnsi="Arial" w:cs="Arial"/>
+          <w:sz w:val="20"/>
+          <w:szCs w:val="20"/>
+        </w:rPr>
+        <w:t>}}</w:t>
       </w:r>
     </w:p>
     <w:p>
@@ -1410,7 +1546,7 @@
         <w:pStyle w:val="NoSpacing"/>
         <w:numPr>
           <w:ilvl w:val="0"/>
-          <w:numId w:val="1"/>
+          <w:numId w:val="9"/>
         </w:numPr>
         <w:rPr>
           <w:rFonts w:ascii="Arial" w:hAnsi="Arial" w:cs="Arial"/>
@@ -1424,7 +1560,23 @@
           <w:sz w:val="20"/>
           <w:szCs w:val="20"/>
         </w:rPr>
-        <w:t>{{SUMMARY3}}</w:t>
+        <w:t>{{SUMMARY</w:t>
+      </w:r>
+      <w:r>
+        <w:rPr>
+          <w:rFonts w:ascii="Arial" w:hAnsi="Arial" w:cs="Arial"/>
+          <w:sz w:val="20"/>
+          <w:szCs w:val="20"/>
+        </w:rPr>
+        <w:t>3</w:t>
+      </w:r>
+      <w:r>
+        <w:rPr>
+          <w:rFonts w:ascii="Arial" w:hAnsi="Arial" w:cs="Arial"/>
+          <w:sz w:val="20"/>
+          <w:szCs w:val="20"/>
+        </w:rPr>
+        <w:t>}}</w:t>
       </w:r>
     </w:p>
     <w:p>
@@ -1432,7 +1584,7 @@
         <w:pStyle w:val="NoSpacing"/>
         <w:numPr>
           <w:ilvl w:val="0"/>
-          <w:numId w:val="1"/>
+          <w:numId w:val="9"/>
         </w:numPr>
         <w:rPr>
           <w:rFonts w:ascii="Arial" w:hAnsi="Arial" w:cs="Arial"/>
@@ -1446,7 +1598,23 @@
           <w:sz w:val="20"/>
           <w:szCs w:val="20"/>
         </w:rPr>
-        <w:t>{{SUMMARY4}}</w:t>
+        <w:t>{{SUMMARY</w:t>
+      </w:r>
+      <w:r>
+        <w:rPr>
+          <w:rFonts w:ascii="Arial" w:hAnsi="Arial" w:cs="Arial"/>
+          <w:sz w:val="20"/>
+          <w:szCs w:val="20"/>
+        </w:rPr>
+        <w:t>4</w:t>
+      </w:r>
+      <w:r>
+        <w:rPr>
+          <w:rFonts w:ascii="Arial" w:hAnsi="Arial" w:cs="Arial"/>
+          <w:sz w:val="20"/>
+          <w:szCs w:val="20"/>
+        </w:rPr>
+        <w:t>}}</w:t>
       </w:r>
     </w:p>
     <w:p>
@@ -1454,7 +1622,7 @@
         <w:pStyle w:val="NoSpacing"/>
         <w:numPr>
           <w:ilvl w:val="0"/>
-          <w:numId w:val="1"/>
+          <w:numId w:val="9"/>
         </w:numPr>
         <w:rPr>
           <w:rFonts w:ascii="Arial" w:hAnsi="Arial" w:cs="Arial"/>
@@ -1468,7 +1636,23 @@
           <w:sz w:val="20"/>
           <w:szCs w:val="20"/>
         </w:rPr>
-        <w:t>{{SUMMARY5}}</w:t>
+        <w:t>{{SUMMARY</w:t>
+      </w:r>
+      <w:r>
+        <w:rPr>
+          <w:rFonts w:ascii="Arial" w:hAnsi="Arial" w:cs="Arial"/>
+          <w:sz w:val="20"/>
+          <w:szCs w:val="20"/>
+        </w:rPr>
+        <w:t>5</w:t>
+      </w:r>
+      <w:r>
+        <w:rPr>
+          <w:rFonts w:ascii="Arial" w:hAnsi="Arial" w:cs="Arial"/>
+          <w:sz w:val="20"/>
+          <w:szCs w:val="20"/>
+        </w:rPr>
+        <w:t>}}</w:t>
       </w:r>
     </w:p>
     <w:p>
@@ -1512,6 +1696,797 @@
 <file path=word/numbering.xml><?xml version="1.0" encoding="utf-8"?>
 <w:numbering xmlns:wpc="http://schemas.microsoft.com/office/word/2010/wordprocessingCanvas" xmlns:cx="http://schemas.microsoft.com/office/drawing/2014/chartex" xmlns:cx1="http://schemas.microsoft.com/office/drawing/2015/9/8/chartex" xmlns:cx2="http://schemas.microsoft.com/office/drawing/2015/10/21/chartex" xmlns:cx3="http://schemas.microsoft.com/office/drawing/2016/5/9/chartex" xmlns:cx4="http://schemas.microsoft.com/office/drawing/2016/5/10/chartex" xmlns:cx5="http://schemas.microsoft.com/office/drawing/2016/5/11/chartex" xmlns:cx6="http://schemas.microsoft.com/office/drawing/2016/5/12/chartex" xmlns:cx7="http://schemas.microsoft.com/office/drawing/2016/5/13/chartex" xmlns:cx8="http://schemas.microsoft.com/office/drawing/2016/5/14/chartex" xmlns:mc="http://schemas.openxmlformats.org/markup-compatibility/2006" xmlns:aink="http://schemas.microsoft.com/office/drawing/2016/ink" xmlns:am3d="http://schemas.microsoft.com/office/drawing/2017/model3d" xmlns:o="urn:schemas-microsoft-com:office:office" xmlns:oel="http://schemas.microsoft.com/office/2019/extlst" xmlns:r="http://schemas.openxmlformats.org/officeDocument/2006/relationships" xmlns:m="http://schemas.openxmlformats.org/officeDocument/2006/math" xmlns:v="urn:schemas-microsoft-com:vml" xmlns:wp14="http://schemas.microsoft.com/office/word/2010/wordprocessingDrawing" xmlns:wp="http://schemas.openxmlformats.org/drawingml/2006/wordprocessingDrawing" xmlns:w10="urn:schemas-microsoft-com:office:word" xmlns:w="http://schemas.openxmlformats.org/wordprocessingml/2006/main" xmlns:w14="http://schemas.microsoft.com/office/word/2010/wordml" xmlns:w15="http://schemas.microsoft.com/office/word/2012/wordml" xmlns:w16cex="http://schemas.microsoft.com/office/word/2018/wordml/cex" xmlns:w16cid="http://schemas.microsoft.com/office/word/2016/wordml/cid" xmlns:w16="http://schemas.microsoft.com/office/word/2018/wordml" xmlns:w16du="http://schemas.microsoft.com/office/word/2023/wordml/word16du" xmlns:w16sdtdh="http://schemas.microsoft.com/office/word/2020/wordml/sdtdatahash" xmlns:w16sdtfl="http://schemas.microsoft.com/office/word/2024/wordml/sdtformatlock" xmlns:w16se="http://schemas.microsoft.com/office/word/2015/wordml/symex" xmlns:wpg="http://schemas.microsoft.com/office/word/2010/wordprocessingGroup" xmlns:wpi="http://schemas.microsoft.com/office/word/2010/wordprocessingInk" xmlns:wne="http://schemas.microsoft.com/office/word/2006/wordml" xmlns:wps="http://schemas.microsoft.com/office/word/2010/wordprocessingShape" mc:Ignorable="w14 w15 w16se w16cid w16 w16cex w16sdtdh w16sdtfl w16du wp14">
   <w:abstractNum w:abstractNumId="0" w15:restartNumberingAfterBreak="0">
+    <w:nsid w:val="1FC91880"/>
+    <w:multiLevelType w:val="hybridMultilevel"/>
+    <w:tmpl w:val="209C4120"/>
+    <w:lvl w:ilvl="0" w:tplc="04090001">
+      <w:start w:val="1"/>
+      <w:numFmt w:val="bullet"/>
+      <w:lvlText w:val=""/>
+      <w:lvlJc w:val="left"/>
+      <w:pPr>
+        <w:ind w:left="360" w:hanging="360"/>
+      </w:pPr>
+      <w:rPr>
+        <w:rFonts w:ascii="Symbol" w:hAnsi="Symbol" w:hint="default"/>
+      </w:rPr>
+    </w:lvl>
+    <w:lvl w:ilvl="1" w:tplc="04090003" w:tentative="1">
+      <w:start w:val="1"/>
+      <w:numFmt w:val="bullet"/>
+      <w:lvlText w:val="o"/>
+      <w:lvlJc w:val="left"/>
+      <w:pPr>
+        <w:ind w:left="1080" w:hanging="360"/>
+      </w:pPr>
+      <w:rPr>
+        <w:rFonts w:ascii="Courier New" w:hAnsi="Courier New" w:cs="Courier New" w:hint="default"/>
+      </w:rPr>
+    </w:lvl>
+    <w:lvl w:ilvl="2" w:tplc="04090005" w:tentative="1">
+      <w:start w:val="1"/>
+      <w:numFmt w:val="bullet"/>
+      <w:lvlText w:val=""/>
+      <w:lvlJc w:val="left"/>
+      <w:pPr>
+        <w:ind w:left="1800" w:hanging="360"/>
+      </w:pPr>
+      <w:rPr>
+        <w:rFonts w:ascii="Wingdings" w:hAnsi="Wingdings" w:hint="default"/>
+      </w:rPr>
+    </w:lvl>
+    <w:lvl w:ilvl="3" w:tplc="04090001" w:tentative="1">
+      <w:start w:val="1"/>
+      <w:numFmt w:val="bullet"/>
+      <w:lvlText w:val=""/>
+      <w:lvlJc w:val="left"/>
+      <w:pPr>
+        <w:ind w:left="2520" w:hanging="360"/>
+      </w:pPr>
+      <w:rPr>
+        <w:rFonts w:ascii="Symbol" w:hAnsi="Symbol" w:hint="default"/>
+      </w:rPr>
+    </w:lvl>
+    <w:lvl w:ilvl="4" w:tplc="04090003" w:tentative="1">
+      <w:start w:val="1"/>
+      <w:numFmt w:val="bullet"/>
+      <w:lvlText w:val="o"/>
+      <w:lvlJc w:val="left"/>
+      <w:pPr>
+        <w:ind w:left="3240" w:hanging="360"/>
+      </w:pPr>
+      <w:rPr>
+        <w:rFonts w:ascii="Courier New" w:hAnsi="Courier New" w:cs="Courier New" w:hint="default"/>
+      </w:rPr>
+    </w:lvl>
+    <w:lvl w:ilvl="5" w:tplc="04090005" w:tentative="1">
+      <w:start w:val="1"/>
+      <w:numFmt w:val="bullet"/>
+      <w:lvlText w:val=""/>
+      <w:lvlJc w:val="left"/>
+      <w:pPr>
+        <w:ind w:left="3960" w:hanging="360"/>
+      </w:pPr>
+      <w:rPr>
+        <w:rFonts w:ascii="Wingdings" w:hAnsi="Wingdings" w:hint="default"/>
+      </w:rPr>
+    </w:lvl>
+    <w:lvl w:ilvl="6" w:tplc="04090001" w:tentative="1">
+      <w:start w:val="1"/>
+      <w:numFmt w:val="bullet"/>
+      <w:lvlText w:val=""/>
+      <w:lvlJc w:val="left"/>
+      <w:pPr>
+        <w:ind w:left="4680" w:hanging="360"/>
+      </w:pPr>
+      <w:rPr>
+        <w:rFonts w:ascii="Symbol" w:hAnsi="Symbol" w:hint="default"/>
+      </w:rPr>
+    </w:lvl>
+    <w:lvl w:ilvl="7" w:tplc="04090003" w:tentative="1">
+      <w:start w:val="1"/>
+      <w:numFmt w:val="bullet"/>
+      <w:lvlText w:val="o"/>
+      <w:lvlJc w:val="left"/>
+      <w:pPr>
+        <w:ind w:left="5400" w:hanging="360"/>
+      </w:pPr>
+      <w:rPr>
+        <w:rFonts w:ascii="Courier New" w:hAnsi="Courier New" w:cs="Courier New" w:hint="default"/>
+      </w:rPr>
+    </w:lvl>
+    <w:lvl w:ilvl="8" w:tplc="04090005" w:tentative="1">
+      <w:start w:val="1"/>
+      <w:numFmt w:val="bullet"/>
+      <w:lvlText w:val=""/>
+      <w:lvlJc w:val="left"/>
+      <w:pPr>
+        <w:ind w:left="6120" w:hanging="360"/>
+      </w:pPr>
+      <w:rPr>
+        <w:rFonts w:ascii="Wingdings" w:hAnsi="Wingdings" w:hint="default"/>
+      </w:rPr>
+    </w:lvl>
+  </w:abstractNum>
+  <w:abstractNum w:abstractNumId="1" w15:restartNumberingAfterBreak="0">
+    <w:nsid w:val="264C5AF9"/>
+    <w:multiLevelType w:val="hybridMultilevel"/>
+    <w:tmpl w:val="86200622"/>
+    <w:lvl w:ilvl="0" w:tplc="04090001">
+      <w:start w:val="1"/>
+      <w:numFmt w:val="bullet"/>
+      <w:lvlText w:val=""/>
+      <w:lvlJc w:val="left"/>
+      <w:pPr>
+        <w:ind w:left="360" w:hanging="360"/>
+      </w:pPr>
+      <w:rPr>
+        <w:rFonts w:ascii="Symbol" w:hAnsi="Symbol" w:hint="default"/>
+      </w:rPr>
+    </w:lvl>
+    <w:lvl w:ilvl="1" w:tplc="04090003" w:tentative="1">
+      <w:start w:val="1"/>
+      <w:numFmt w:val="bullet"/>
+      <w:lvlText w:val="o"/>
+      <w:lvlJc w:val="left"/>
+      <w:pPr>
+        <w:ind w:left="1080" w:hanging="360"/>
+      </w:pPr>
+      <w:rPr>
+        <w:rFonts w:ascii="Courier New" w:hAnsi="Courier New" w:cs="Courier New" w:hint="default"/>
+      </w:rPr>
+    </w:lvl>
+    <w:lvl w:ilvl="2" w:tplc="04090005" w:tentative="1">
+      <w:start w:val="1"/>
+      <w:numFmt w:val="bullet"/>
+      <w:lvlText w:val=""/>
+      <w:lvlJc w:val="left"/>
+      <w:pPr>
+        <w:ind w:left="1800" w:hanging="360"/>
+      </w:pPr>
+      <w:rPr>
+        <w:rFonts w:ascii="Wingdings" w:hAnsi="Wingdings" w:hint="default"/>
+      </w:rPr>
+    </w:lvl>
+    <w:lvl w:ilvl="3" w:tplc="04090001" w:tentative="1">
+      <w:start w:val="1"/>
+      <w:numFmt w:val="bullet"/>
+      <w:lvlText w:val=""/>
+      <w:lvlJc w:val="left"/>
+      <w:pPr>
+        <w:ind w:left="2520" w:hanging="360"/>
+      </w:pPr>
+      <w:rPr>
+        <w:rFonts w:ascii="Symbol" w:hAnsi="Symbol" w:hint="default"/>
+      </w:rPr>
+    </w:lvl>
+    <w:lvl w:ilvl="4" w:tplc="04090003" w:tentative="1">
+      <w:start w:val="1"/>
+      <w:numFmt w:val="bullet"/>
+      <w:lvlText w:val="o"/>
+      <w:lvlJc w:val="left"/>
+      <w:pPr>
+        <w:ind w:left="3240" w:hanging="360"/>
+      </w:pPr>
+      <w:rPr>
+        <w:rFonts w:ascii="Courier New" w:hAnsi="Courier New" w:cs="Courier New" w:hint="default"/>
+      </w:rPr>
+    </w:lvl>
+    <w:lvl w:ilvl="5" w:tplc="04090005" w:tentative="1">
+      <w:start w:val="1"/>
+      <w:numFmt w:val="bullet"/>
+      <w:lvlText w:val=""/>
+      <w:lvlJc w:val="left"/>
+      <w:pPr>
+        <w:ind w:left="3960" w:hanging="360"/>
+      </w:pPr>
+      <w:rPr>
+        <w:rFonts w:ascii="Wingdings" w:hAnsi="Wingdings" w:hint="default"/>
+      </w:rPr>
+    </w:lvl>
+    <w:lvl w:ilvl="6" w:tplc="04090001" w:tentative="1">
+      <w:start w:val="1"/>
+      <w:numFmt w:val="bullet"/>
+      <w:lvlText w:val=""/>
+      <w:lvlJc w:val="left"/>
+      <w:pPr>
+        <w:ind w:left="4680" w:hanging="360"/>
+      </w:pPr>
+      <w:rPr>
+        <w:rFonts w:ascii="Symbol" w:hAnsi="Symbol" w:hint="default"/>
+      </w:rPr>
+    </w:lvl>
+    <w:lvl w:ilvl="7" w:tplc="04090003" w:tentative="1">
+      <w:start w:val="1"/>
+      <w:numFmt w:val="bullet"/>
+      <w:lvlText w:val="o"/>
+      <w:lvlJc w:val="left"/>
+      <w:pPr>
+        <w:ind w:left="5400" w:hanging="360"/>
+      </w:pPr>
+      <w:rPr>
+        <w:rFonts w:ascii="Courier New" w:hAnsi="Courier New" w:cs="Courier New" w:hint="default"/>
+      </w:rPr>
+    </w:lvl>
+    <w:lvl w:ilvl="8" w:tplc="04090005" w:tentative="1">
+      <w:start w:val="1"/>
+      <w:numFmt w:val="bullet"/>
+      <w:lvlText w:val=""/>
+      <w:lvlJc w:val="left"/>
+      <w:pPr>
+        <w:ind w:left="6120" w:hanging="360"/>
+      </w:pPr>
+      <w:rPr>
+        <w:rFonts w:ascii="Wingdings" w:hAnsi="Wingdings" w:hint="default"/>
+      </w:rPr>
+    </w:lvl>
+  </w:abstractNum>
+  <w:abstractNum w:abstractNumId="2" w15:restartNumberingAfterBreak="0">
+    <w:nsid w:val="2B0C19FB"/>
+    <w:multiLevelType w:val="hybridMultilevel"/>
+    <w:tmpl w:val="ED4C39F6"/>
+    <w:lvl w:ilvl="0" w:tplc="04090001">
+      <w:start w:val="1"/>
+      <w:numFmt w:val="bullet"/>
+      <w:lvlText w:val=""/>
+      <w:lvlJc w:val="left"/>
+      <w:pPr>
+        <w:ind w:left="360" w:hanging="360"/>
+      </w:pPr>
+      <w:rPr>
+        <w:rFonts w:ascii="Symbol" w:hAnsi="Symbol" w:hint="default"/>
+      </w:rPr>
+    </w:lvl>
+    <w:lvl w:ilvl="1" w:tplc="04090003" w:tentative="1">
+      <w:start w:val="1"/>
+      <w:numFmt w:val="bullet"/>
+      <w:lvlText w:val="o"/>
+      <w:lvlJc w:val="left"/>
+      <w:pPr>
+        <w:ind w:left="1080" w:hanging="360"/>
+      </w:pPr>
+      <w:rPr>
+        <w:rFonts w:ascii="Courier New" w:hAnsi="Courier New" w:cs="Courier New" w:hint="default"/>
+      </w:rPr>
+    </w:lvl>
+    <w:lvl w:ilvl="2" w:tplc="04090005" w:tentative="1">
+      <w:start w:val="1"/>
+      <w:numFmt w:val="bullet"/>
+      <w:lvlText w:val=""/>
+      <w:lvlJc w:val="left"/>
+      <w:pPr>
+        <w:ind w:left="1800" w:hanging="360"/>
+      </w:pPr>
+      <w:rPr>
+        <w:rFonts w:ascii="Wingdings" w:hAnsi="Wingdings" w:hint="default"/>
+      </w:rPr>
+    </w:lvl>
+    <w:lvl w:ilvl="3" w:tplc="04090001" w:tentative="1">
+      <w:start w:val="1"/>
+      <w:numFmt w:val="bullet"/>
+      <w:lvlText w:val=""/>
+      <w:lvlJc w:val="left"/>
+      <w:pPr>
+        <w:ind w:left="2520" w:hanging="360"/>
+      </w:pPr>
+      <w:rPr>
+        <w:rFonts w:ascii="Symbol" w:hAnsi="Symbol" w:hint="default"/>
+      </w:rPr>
+    </w:lvl>
+    <w:lvl w:ilvl="4" w:tplc="04090003" w:tentative="1">
+      <w:start w:val="1"/>
+      <w:numFmt w:val="bullet"/>
+      <w:lvlText w:val="o"/>
+      <w:lvlJc w:val="left"/>
+      <w:pPr>
+        <w:ind w:left="3240" w:hanging="360"/>
+      </w:pPr>
+      <w:rPr>
+        <w:rFonts w:ascii="Courier New" w:hAnsi="Courier New" w:cs="Courier New" w:hint="default"/>
+      </w:rPr>
+    </w:lvl>
+    <w:lvl w:ilvl="5" w:tplc="04090005" w:tentative="1">
+      <w:start w:val="1"/>
+      <w:numFmt w:val="bullet"/>
+      <w:lvlText w:val=""/>
+      <w:lvlJc w:val="left"/>
+      <w:pPr>
+        <w:ind w:left="3960" w:hanging="360"/>
+      </w:pPr>
+      <w:rPr>
+        <w:rFonts w:ascii="Wingdings" w:hAnsi="Wingdings" w:hint="default"/>
+      </w:rPr>
+    </w:lvl>
+    <w:lvl w:ilvl="6" w:tplc="04090001" w:tentative="1">
+      <w:start w:val="1"/>
+      <w:numFmt w:val="bullet"/>
+      <w:lvlText w:val=""/>
+      <w:lvlJc w:val="left"/>
+      <w:pPr>
+        <w:ind w:left="4680" w:hanging="360"/>
+      </w:pPr>
+      <w:rPr>
+        <w:rFonts w:ascii="Symbol" w:hAnsi="Symbol" w:hint="default"/>
+      </w:rPr>
+    </w:lvl>
+    <w:lvl w:ilvl="7" w:tplc="04090003" w:tentative="1">
+      <w:start w:val="1"/>
+      <w:numFmt w:val="bullet"/>
+      <w:lvlText w:val="o"/>
+      <w:lvlJc w:val="left"/>
+      <w:pPr>
+        <w:ind w:left="5400" w:hanging="360"/>
+      </w:pPr>
+      <w:rPr>
+        <w:rFonts w:ascii="Courier New" w:hAnsi="Courier New" w:cs="Courier New" w:hint="default"/>
+      </w:rPr>
+    </w:lvl>
+    <w:lvl w:ilvl="8" w:tplc="04090005" w:tentative="1">
+      <w:start w:val="1"/>
+      <w:numFmt w:val="bullet"/>
+      <w:lvlText w:val=""/>
+      <w:lvlJc w:val="left"/>
+      <w:pPr>
+        <w:ind w:left="6120" w:hanging="360"/>
+      </w:pPr>
+      <w:rPr>
+        <w:rFonts w:ascii="Wingdings" w:hAnsi="Wingdings" w:hint="default"/>
+      </w:rPr>
+    </w:lvl>
+  </w:abstractNum>
+  <w:abstractNum w:abstractNumId="3" w15:restartNumberingAfterBreak="0">
+    <w:nsid w:val="311247CF"/>
+    <w:multiLevelType w:val="hybridMultilevel"/>
+    <w:tmpl w:val="4574F592"/>
+    <w:lvl w:ilvl="0" w:tplc="04090001">
+      <w:start w:val="1"/>
+      <w:numFmt w:val="bullet"/>
+      <w:lvlText w:val=""/>
+      <w:lvlJc w:val="left"/>
+      <w:pPr>
+        <w:ind w:left="360" w:hanging="360"/>
+      </w:pPr>
+      <w:rPr>
+        <w:rFonts w:ascii="Symbol" w:hAnsi="Symbol" w:hint="default"/>
+      </w:rPr>
+    </w:lvl>
+    <w:lvl w:ilvl="1" w:tplc="04090003" w:tentative="1">
+      <w:start w:val="1"/>
+      <w:numFmt w:val="bullet"/>
+      <w:lvlText w:val="o"/>
+      <w:lvlJc w:val="left"/>
+      <w:pPr>
+        <w:ind w:left="1080" w:hanging="360"/>
+      </w:pPr>
+      <w:rPr>
+        <w:rFonts w:ascii="Courier New" w:hAnsi="Courier New" w:cs="Courier New" w:hint="default"/>
+      </w:rPr>
+    </w:lvl>
+    <w:lvl w:ilvl="2" w:tplc="04090005" w:tentative="1">
+      <w:start w:val="1"/>
+      <w:numFmt w:val="bullet"/>
+      <w:lvlText w:val=""/>
+      <w:lvlJc w:val="left"/>
+      <w:pPr>
+        <w:ind w:left="1800" w:hanging="360"/>
+      </w:pPr>
+      <w:rPr>
+        <w:rFonts w:ascii="Wingdings" w:hAnsi="Wingdings" w:hint="default"/>
+      </w:rPr>
+    </w:lvl>
+    <w:lvl w:ilvl="3" w:tplc="04090001" w:tentative="1">
+      <w:start w:val="1"/>
+      <w:numFmt w:val="bullet"/>
+      <w:lvlText w:val=""/>
+      <w:lvlJc w:val="left"/>
+      <w:pPr>
+        <w:ind w:left="2520" w:hanging="360"/>
+      </w:pPr>
+      <w:rPr>
+        <w:rFonts w:ascii="Symbol" w:hAnsi="Symbol" w:hint="default"/>
+      </w:rPr>
+    </w:lvl>
+    <w:lvl w:ilvl="4" w:tplc="04090003" w:tentative="1">
+      <w:start w:val="1"/>
+      <w:numFmt w:val="bullet"/>
+      <w:lvlText w:val="o"/>
+      <w:lvlJc w:val="left"/>
+      <w:pPr>
+        <w:ind w:left="3240" w:hanging="360"/>
+      </w:pPr>
+      <w:rPr>
+        <w:rFonts w:ascii="Courier New" w:hAnsi="Courier New" w:cs="Courier New" w:hint="default"/>
+      </w:rPr>
+    </w:lvl>
+    <w:lvl w:ilvl="5" w:tplc="04090005" w:tentative="1">
+      <w:start w:val="1"/>
+      <w:numFmt w:val="bullet"/>
+      <w:lvlText w:val=""/>
+      <w:lvlJc w:val="left"/>
+      <w:pPr>
+        <w:ind w:left="3960" w:hanging="360"/>
+      </w:pPr>
+      <w:rPr>
+        <w:rFonts w:ascii="Wingdings" w:hAnsi="Wingdings" w:hint="default"/>
+      </w:rPr>
+    </w:lvl>
+    <w:lvl w:ilvl="6" w:tplc="04090001" w:tentative="1">
+      <w:start w:val="1"/>
+      <w:numFmt w:val="bullet"/>
+      <w:lvlText w:val=""/>
+      <w:lvlJc w:val="left"/>
+      <w:pPr>
+        <w:ind w:left="4680" w:hanging="360"/>
+      </w:pPr>
+      <w:rPr>
+        <w:rFonts w:ascii="Symbol" w:hAnsi="Symbol" w:hint="default"/>
+      </w:rPr>
+    </w:lvl>
+    <w:lvl w:ilvl="7" w:tplc="04090003" w:tentative="1">
+      <w:start w:val="1"/>
+      <w:numFmt w:val="bullet"/>
+      <w:lvlText w:val="o"/>
+      <w:lvlJc w:val="left"/>
+      <w:pPr>
+        <w:ind w:left="5400" w:hanging="360"/>
+      </w:pPr>
+      <w:rPr>
+        <w:rFonts w:ascii="Courier New" w:hAnsi="Courier New" w:cs="Courier New" w:hint="default"/>
+      </w:rPr>
+    </w:lvl>
+    <w:lvl w:ilvl="8" w:tplc="04090005" w:tentative="1">
+      <w:start w:val="1"/>
+      <w:numFmt w:val="bullet"/>
+      <w:lvlText w:val=""/>
+      <w:lvlJc w:val="left"/>
+      <w:pPr>
+        <w:ind w:left="6120" w:hanging="360"/>
+      </w:pPr>
+      <w:rPr>
+        <w:rFonts w:ascii="Wingdings" w:hAnsi="Wingdings" w:hint="default"/>
+      </w:rPr>
+    </w:lvl>
+  </w:abstractNum>
+  <w:abstractNum w:abstractNumId="4" w15:restartNumberingAfterBreak="0">
+    <w:nsid w:val="39D67401"/>
+    <w:multiLevelType w:val="hybridMultilevel"/>
+    <w:tmpl w:val="3230D0A2"/>
+    <w:lvl w:ilvl="0" w:tplc="04090001">
+      <w:start w:val="1"/>
+      <w:numFmt w:val="bullet"/>
+      <w:lvlText w:val=""/>
+      <w:lvlJc w:val="left"/>
+      <w:pPr>
+        <w:ind w:left="360" w:hanging="360"/>
+      </w:pPr>
+      <w:rPr>
+        <w:rFonts w:ascii="Symbol" w:hAnsi="Symbol" w:hint="default"/>
+      </w:rPr>
+    </w:lvl>
+    <w:lvl w:ilvl="1" w:tplc="04090003" w:tentative="1">
+      <w:start w:val="1"/>
+      <w:numFmt w:val="bullet"/>
+      <w:lvlText w:val="o"/>
+      <w:lvlJc w:val="left"/>
+      <w:pPr>
+        <w:ind w:left="1080" w:hanging="360"/>
+      </w:pPr>
+      <w:rPr>
+        <w:rFonts w:ascii="Courier New" w:hAnsi="Courier New" w:cs="Courier New" w:hint="default"/>
+      </w:rPr>
+    </w:lvl>
+    <w:lvl w:ilvl="2" w:tplc="04090005" w:tentative="1">
+      <w:start w:val="1"/>
+      <w:numFmt w:val="bullet"/>
+      <w:lvlText w:val=""/>
+      <w:lvlJc w:val="left"/>
+      <w:pPr>
+        <w:ind w:left="1800" w:hanging="360"/>
+      </w:pPr>
+      <w:rPr>
+        <w:rFonts w:ascii="Wingdings" w:hAnsi="Wingdings" w:hint="default"/>
+      </w:rPr>
+    </w:lvl>
+    <w:lvl w:ilvl="3" w:tplc="04090001" w:tentative="1">
+      <w:start w:val="1"/>
+      <w:numFmt w:val="bullet"/>
+      <w:lvlText w:val=""/>
+      <w:lvlJc w:val="left"/>
+      <w:pPr>
+        <w:ind w:left="2520" w:hanging="360"/>
+      </w:pPr>
+      <w:rPr>
+        <w:rFonts w:ascii="Symbol" w:hAnsi="Symbol" w:hint="default"/>
+      </w:rPr>
+    </w:lvl>
+    <w:lvl w:ilvl="4" w:tplc="04090003" w:tentative="1">
+      <w:start w:val="1"/>
+      <w:numFmt w:val="bullet"/>
+      <w:lvlText w:val="o"/>
+      <w:lvlJc w:val="left"/>
+      <w:pPr>
+        <w:ind w:left="3240" w:hanging="360"/>
+      </w:pPr>
+      <w:rPr>
+        <w:rFonts w:ascii="Courier New" w:hAnsi="Courier New" w:cs="Courier New" w:hint="default"/>
+      </w:rPr>
+    </w:lvl>
+    <w:lvl w:ilvl="5" w:tplc="04090005" w:tentative="1">
+      <w:start w:val="1"/>
+      <w:numFmt w:val="bullet"/>
+      <w:lvlText w:val=""/>
+      <w:lvlJc w:val="left"/>
+      <w:pPr>
+        <w:ind w:left="3960" w:hanging="360"/>
+      </w:pPr>
+      <w:rPr>
+        <w:rFonts w:ascii="Wingdings" w:hAnsi="Wingdings" w:hint="default"/>
+      </w:rPr>
+    </w:lvl>
+    <w:lvl w:ilvl="6" w:tplc="04090001" w:tentative="1">
+      <w:start w:val="1"/>
+      <w:numFmt w:val="bullet"/>
+      <w:lvlText w:val=""/>
+      <w:lvlJc w:val="left"/>
+      <w:pPr>
+        <w:ind w:left="4680" w:hanging="360"/>
+      </w:pPr>
+      <w:rPr>
+        <w:rFonts w:ascii="Symbol" w:hAnsi="Symbol" w:hint="default"/>
+      </w:rPr>
+    </w:lvl>
+    <w:lvl w:ilvl="7" w:tplc="04090003" w:tentative="1">
+      <w:start w:val="1"/>
+      <w:numFmt w:val="bullet"/>
+      <w:lvlText w:val="o"/>
+      <w:lvlJc w:val="left"/>
+      <w:pPr>
+        <w:ind w:left="5400" w:hanging="360"/>
+      </w:pPr>
+      <w:rPr>
+        <w:rFonts w:ascii="Courier New" w:hAnsi="Courier New" w:cs="Courier New" w:hint="default"/>
+      </w:rPr>
+    </w:lvl>
+    <w:lvl w:ilvl="8" w:tplc="04090005" w:tentative="1">
+      <w:start w:val="1"/>
+      <w:numFmt w:val="bullet"/>
+      <w:lvlText w:val=""/>
+      <w:lvlJc w:val="left"/>
+      <w:pPr>
+        <w:ind w:left="6120" w:hanging="360"/>
+      </w:pPr>
+      <w:rPr>
+        <w:rFonts w:ascii="Wingdings" w:hAnsi="Wingdings" w:hint="default"/>
+      </w:rPr>
+    </w:lvl>
+  </w:abstractNum>
+  <w:abstractNum w:abstractNumId="5" w15:restartNumberingAfterBreak="0">
+    <w:nsid w:val="42C00CDD"/>
+    <w:multiLevelType w:val="hybridMultilevel"/>
+    <w:tmpl w:val="3262460C"/>
+    <w:lvl w:ilvl="0" w:tplc="04090001">
+      <w:start w:val="1"/>
+      <w:numFmt w:val="bullet"/>
+      <w:lvlText w:val=""/>
+      <w:lvlJc w:val="left"/>
+      <w:pPr>
+        <w:ind w:left="360" w:hanging="360"/>
+      </w:pPr>
+      <w:rPr>
+        <w:rFonts w:ascii="Symbol" w:hAnsi="Symbol" w:hint="default"/>
+      </w:rPr>
+    </w:lvl>
+    <w:lvl w:ilvl="1" w:tplc="04090003" w:tentative="1">
+      <w:start w:val="1"/>
+      <w:numFmt w:val="bullet"/>
+      <w:lvlText w:val="o"/>
+      <w:lvlJc w:val="left"/>
+      <w:pPr>
+        <w:ind w:left="1080" w:hanging="360"/>
+      </w:pPr>
+      <w:rPr>
+        <w:rFonts w:ascii="Courier New" w:hAnsi="Courier New" w:cs="Courier New" w:hint="default"/>
+      </w:rPr>
+    </w:lvl>
+    <w:lvl w:ilvl="2" w:tplc="04090005" w:tentative="1">
+      <w:start w:val="1"/>
+      <w:numFmt w:val="bullet"/>
+      <w:lvlText w:val=""/>
+      <w:lvlJc w:val="left"/>
+      <w:pPr>
+        <w:ind w:left="1800" w:hanging="360"/>
+      </w:pPr>
+      <w:rPr>
+        <w:rFonts w:ascii="Wingdings" w:hAnsi="Wingdings" w:hint="default"/>
+      </w:rPr>
+    </w:lvl>
+    <w:lvl w:ilvl="3" w:tplc="04090001" w:tentative="1">
+      <w:start w:val="1"/>
+      <w:numFmt w:val="bullet"/>
+      <w:lvlText w:val=""/>
+      <w:lvlJc w:val="left"/>
+      <w:pPr>
+        <w:ind w:left="2520" w:hanging="360"/>
+      </w:pPr>
+      <w:rPr>
+        <w:rFonts w:ascii="Symbol" w:hAnsi="Symbol" w:hint="default"/>
+      </w:rPr>
+    </w:lvl>
+    <w:lvl w:ilvl="4" w:tplc="04090003" w:tentative="1">
+      <w:start w:val="1"/>
+      <w:numFmt w:val="bullet"/>
+      <w:lvlText w:val="o"/>
+      <w:lvlJc w:val="left"/>
+      <w:pPr>
+        <w:ind w:left="3240" w:hanging="360"/>
+      </w:pPr>
+      <w:rPr>
+        <w:rFonts w:ascii="Courier New" w:hAnsi="Courier New" w:cs="Courier New" w:hint="default"/>
+      </w:rPr>
+    </w:lvl>
+    <w:lvl w:ilvl="5" w:tplc="04090005" w:tentative="1">
+      <w:start w:val="1"/>
+      <w:numFmt w:val="bullet"/>
+      <w:lvlText w:val=""/>
+      <w:lvlJc w:val="left"/>
+      <w:pPr>
+        <w:ind w:left="3960" w:hanging="360"/>
+      </w:pPr>
+      <w:rPr>
+        <w:rFonts w:ascii="Wingdings" w:hAnsi="Wingdings" w:hint="default"/>
+      </w:rPr>
+    </w:lvl>
+    <w:lvl w:ilvl="6" w:tplc="04090001" w:tentative="1">
+      <w:start w:val="1"/>
+      <w:numFmt w:val="bullet"/>
+      <w:lvlText w:val=""/>
+      <w:lvlJc w:val="left"/>
+      <w:pPr>
+        <w:ind w:left="4680" w:hanging="360"/>
+      </w:pPr>
+      <w:rPr>
+        <w:rFonts w:ascii="Symbol" w:hAnsi="Symbol" w:hint="default"/>
+      </w:rPr>
+    </w:lvl>
+    <w:lvl w:ilvl="7" w:tplc="04090003" w:tentative="1">
+      <w:start w:val="1"/>
+      <w:numFmt w:val="bullet"/>
+      <w:lvlText w:val="o"/>
+      <w:lvlJc w:val="left"/>
+      <w:pPr>
+        <w:ind w:left="5400" w:hanging="360"/>
+      </w:pPr>
+      <w:rPr>
+        <w:rFonts w:ascii="Courier New" w:hAnsi="Courier New" w:cs="Courier New" w:hint="default"/>
+      </w:rPr>
+    </w:lvl>
+    <w:lvl w:ilvl="8" w:tplc="04090005" w:tentative="1">
+      <w:start w:val="1"/>
+      <w:numFmt w:val="bullet"/>
+      <w:lvlText w:val=""/>
+      <w:lvlJc w:val="left"/>
+      <w:pPr>
+        <w:ind w:left="6120" w:hanging="360"/>
+      </w:pPr>
+      <w:rPr>
+        <w:rFonts w:ascii="Wingdings" w:hAnsi="Wingdings" w:hint="default"/>
+      </w:rPr>
+    </w:lvl>
+  </w:abstractNum>
+  <w:abstractNum w:abstractNumId="6" w15:restartNumberingAfterBreak="0">
+    <w:nsid w:val="580D42FD"/>
+    <w:multiLevelType w:val="hybridMultilevel"/>
+    <w:tmpl w:val="5128D4DC"/>
+    <w:lvl w:ilvl="0" w:tplc="04090001">
+      <w:start w:val="1"/>
+      <w:numFmt w:val="bullet"/>
+      <w:lvlText w:val=""/>
+      <w:lvlJc w:val="left"/>
+      <w:pPr>
+        <w:ind w:left="360" w:hanging="360"/>
+      </w:pPr>
+      <w:rPr>
+        <w:rFonts w:ascii="Symbol" w:hAnsi="Symbol" w:hint="default"/>
+      </w:rPr>
+    </w:lvl>
+    <w:lvl w:ilvl="1" w:tplc="04090003" w:tentative="1">
+      <w:start w:val="1"/>
+      <w:numFmt w:val="bullet"/>
+      <w:lvlText w:val="o"/>
+      <w:lvlJc w:val="left"/>
+      <w:pPr>
+        <w:ind w:left="1080" w:hanging="360"/>
+      </w:pPr>
+      <w:rPr>
+        <w:rFonts w:ascii="Courier New" w:hAnsi="Courier New" w:cs="Courier New" w:hint="default"/>
+      </w:rPr>
+    </w:lvl>
+    <w:lvl w:ilvl="2" w:tplc="04090005" w:tentative="1">
+      <w:start w:val="1"/>
+      <w:numFmt w:val="bullet"/>
+      <w:lvlText w:val=""/>
+      <w:lvlJc w:val="left"/>
+      <w:pPr>
+        <w:ind w:left="1800" w:hanging="360"/>
+      </w:pPr>
+      <w:rPr>
+        <w:rFonts w:ascii="Wingdings" w:hAnsi="Wingdings" w:hint="default"/>
+      </w:rPr>
+    </w:lvl>
+    <w:lvl w:ilvl="3" w:tplc="04090001" w:tentative="1">
+      <w:start w:val="1"/>
+      <w:numFmt w:val="bullet"/>
+      <w:lvlText w:val=""/>
+      <w:lvlJc w:val="left"/>
+      <w:pPr>
+        <w:ind w:left="2520" w:hanging="360"/>
+      </w:pPr>
+      <w:rPr>
+        <w:rFonts w:ascii="Symbol" w:hAnsi="Symbol" w:hint="default"/>
+      </w:rPr>
+    </w:lvl>
+    <w:lvl w:ilvl="4" w:tplc="04090003" w:tentative="1">
+      <w:start w:val="1"/>
+      <w:numFmt w:val="bullet"/>
+      <w:lvlText w:val="o"/>
+      <w:lvlJc w:val="left"/>
+      <w:pPr>
+        <w:ind w:left="3240" w:hanging="360"/>
+      </w:pPr>
+      <w:rPr>
+        <w:rFonts w:ascii="Courier New" w:hAnsi="Courier New" w:cs="Courier New" w:hint="default"/>
+      </w:rPr>
+    </w:lvl>
+    <w:lvl w:ilvl="5" w:tplc="04090005" w:tentative="1">
+      <w:start w:val="1"/>
+      <w:numFmt w:val="bullet"/>
+      <w:lvlText w:val=""/>
+      <w:lvlJc w:val="left"/>
+      <w:pPr>
+        <w:ind w:left="3960" w:hanging="360"/>
+      </w:pPr>
+      <w:rPr>
+        <w:rFonts w:ascii="Wingdings" w:hAnsi="Wingdings" w:hint="default"/>
+      </w:rPr>
+    </w:lvl>
+    <w:lvl w:ilvl="6" w:tplc="04090001" w:tentative="1">
+      <w:start w:val="1"/>
+      <w:numFmt w:val="bullet"/>
+      <w:lvlText w:val=""/>
+      <w:lvlJc w:val="left"/>
+      <w:pPr>
+        <w:ind w:left="4680" w:hanging="360"/>
+      </w:pPr>
+      <w:rPr>
+        <w:rFonts w:ascii="Symbol" w:hAnsi="Symbol" w:hint="default"/>
+      </w:rPr>
+    </w:lvl>
+    <w:lvl w:ilvl="7" w:tplc="04090003" w:tentative="1">
+      <w:start w:val="1"/>
+      <w:numFmt w:val="bullet"/>
+      <w:lvlText w:val="o"/>
+      <w:lvlJc w:val="left"/>
+      <w:pPr>
+        <w:ind w:left="5400" w:hanging="360"/>
+      </w:pPr>
+      <w:rPr>
+        <w:rFonts w:ascii="Courier New" w:hAnsi="Courier New" w:cs="Courier New" w:hint="default"/>
+      </w:rPr>
+    </w:lvl>
+    <w:lvl w:ilvl="8" w:tplc="04090005" w:tentative="1">
+      <w:start w:val="1"/>
+      <w:numFmt w:val="bullet"/>
+      <w:lvlText w:val=""/>
+      <w:lvlJc w:val="left"/>
+      <w:pPr>
+        <w:ind w:left="6120" w:hanging="360"/>
+      </w:pPr>
+      <w:rPr>
+        <w:rFonts w:ascii="Wingdings" w:hAnsi="Wingdings" w:hint="default"/>
+      </w:rPr>
+    </w:lvl>
+  </w:abstractNum>
+  <w:abstractNum w:abstractNumId="7" w15:restartNumberingAfterBreak="0">
     <w:nsid w:val="5E220154"/>
     <w:multiLevelType w:val="hybridMultilevel"/>
     <w:tmpl w:val="6414D598"/>
@@ -1624,8 +2599,145 @@
       </w:rPr>
     </w:lvl>
   </w:abstractNum>
-  <w:num w:numId="1" w16cid:durableId="516425043">
+  <w:abstractNum w:abstractNumId="8" w15:restartNumberingAfterBreak="0">
+    <w:nsid w:val="611F2C57"/>
+    <w:multiLevelType w:val="hybridMultilevel"/>
+    <w:tmpl w:val="7B5032C0"/>
+    <w:lvl w:ilvl="0" w:tplc="04090001">
+      <w:start w:val="1"/>
+      <w:numFmt w:val="bullet"/>
+      <w:lvlText w:val=""/>
+      <w:lvlJc w:val="left"/>
+      <w:pPr>
+        <w:ind w:left="360" w:hanging="360"/>
+      </w:pPr>
+      <w:rPr>
+        <w:rFonts w:ascii="Symbol" w:hAnsi="Symbol" w:hint="default"/>
+      </w:rPr>
+    </w:lvl>
+    <w:lvl w:ilvl="1" w:tplc="04090003" w:tentative="1">
+      <w:start w:val="1"/>
+      <w:numFmt w:val="bullet"/>
+      <w:lvlText w:val="o"/>
+      <w:lvlJc w:val="left"/>
+      <w:pPr>
+        <w:ind w:left="1080" w:hanging="360"/>
+      </w:pPr>
+      <w:rPr>
+        <w:rFonts w:ascii="Courier New" w:hAnsi="Courier New" w:cs="Courier New" w:hint="default"/>
+      </w:rPr>
+    </w:lvl>
+    <w:lvl w:ilvl="2" w:tplc="04090005" w:tentative="1">
+      <w:start w:val="1"/>
+      <w:numFmt w:val="bullet"/>
+      <w:lvlText w:val=""/>
+      <w:lvlJc w:val="left"/>
+      <w:pPr>
+        <w:ind w:left="1800" w:hanging="360"/>
+      </w:pPr>
+      <w:rPr>
+        <w:rFonts w:ascii="Wingdings" w:hAnsi="Wingdings" w:hint="default"/>
+      </w:rPr>
+    </w:lvl>
+    <w:lvl w:ilvl="3" w:tplc="04090001" w:tentative="1">
+      <w:start w:val="1"/>
+      <w:numFmt w:val="bullet"/>
+      <w:lvlText w:val=""/>
+      <w:lvlJc w:val="left"/>
+      <w:pPr>
+        <w:ind w:left="2520" w:hanging="360"/>
+      </w:pPr>
+      <w:rPr>
+        <w:rFonts w:ascii="Symbol" w:hAnsi="Symbol" w:hint="default"/>
+      </w:rPr>
+    </w:lvl>
+    <w:lvl w:ilvl="4" w:tplc="04090003" w:tentative="1">
+      <w:start w:val="1"/>
+      <w:numFmt w:val="bullet"/>
+      <w:lvlText w:val="o"/>
+      <w:lvlJc w:val="left"/>
+      <w:pPr>
+        <w:ind w:left="3240" w:hanging="360"/>
+      </w:pPr>
+      <w:rPr>
+        <w:rFonts w:ascii="Courier New" w:hAnsi="Courier New" w:cs="Courier New" w:hint="default"/>
+      </w:rPr>
+    </w:lvl>
+    <w:lvl w:ilvl="5" w:tplc="04090005" w:tentative="1">
+      <w:start w:val="1"/>
+      <w:numFmt w:val="bullet"/>
+      <w:lvlText w:val=""/>
+      <w:lvlJc w:val="left"/>
+      <w:pPr>
+        <w:ind w:left="3960" w:hanging="360"/>
+      </w:pPr>
+      <w:rPr>
+        <w:rFonts w:ascii="Wingdings" w:hAnsi="Wingdings" w:hint="default"/>
+      </w:rPr>
+    </w:lvl>
+    <w:lvl w:ilvl="6" w:tplc="04090001" w:tentative="1">
+      <w:start w:val="1"/>
+      <w:numFmt w:val="bullet"/>
+      <w:lvlText w:val=""/>
+      <w:lvlJc w:val="left"/>
+      <w:pPr>
+        <w:ind w:left="4680" w:hanging="360"/>
+      </w:pPr>
+      <w:rPr>
+        <w:rFonts w:ascii="Symbol" w:hAnsi="Symbol" w:hint="default"/>
+      </w:rPr>
+    </w:lvl>
+    <w:lvl w:ilvl="7" w:tplc="04090003" w:tentative="1">
+      <w:start w:val="1"/>
+      <w:numFmt w:val="bullet"/>
+      <w:lvlText w:val="o"/>
+      <w:lvlJc w:val="left"/>
+      <w:pPr>
+        <w:ind w:left="5400" w:hanging="360"/>
+      </w:pPr>
+      <w:rPr>
+        <w:rFonts w:ascii="Courier New" w:hAnsi="Courier New" w:cs="Courier New" w:hint="default"/>
+      </w:rPr>
+    </w:lvl>
+    <w:lvl w:ilvl="8" w:tplc="04090005" w:tentative="1">
+      <w:start w:val="1"/>
+      <w:numFmt w:val="bullet"/>
+      <w:lvlText w:val=""/>
+      <w:lvlJc w:val="left"/>
+      <w:pPr>
+        <w:ind w:left="6120" w:hanging="360"/>
+      </w:pPr>
+      <w:rPr>
+        <w:rFonts w:ascii="Wingdings" w:hAnsi="Wingdings" w:hint="default"/>
+      </w:rPr>
+    </w:lvl>
+  </w:abstractNum>
+  <w:num w:numId="1" w16cid:durableId="469371355">
+    <w:abstractNumId w:val="4"/>
+  </w:num>
+  <w:num w:numId="2" w16cid:durableId="1071585242">
+    <w:abstractNumId w:val="3"/>
+  </w:num>
+  <w:num w:numId="3" w16cid:durableId="154685692">
+    <w:abstractNumId w:val="2"/>
+  </w:num>
+  <w:num w:numId="4" w16cid:durableId="1723599827">
+    <w:abstractNumId w:val="5"/>
+  </w:num>
+  <w:num w:numId="5" w16cid:durableId="1826704089">
     <w:abstractNumId w:val="0"/>
+  </w:num>
+  <w:num w:numId="6" w16cid:durableId="161164461">
+    <w:abstractNumId w:val="1"/>
+  </w:num>
+  <w:num w:numId="7" w16cid:durableId="18168681">
+    <w:abstractNumId w:val="8"/>
+  </w:num>
+  <w:num w:numId="8" w16cid:durableId="909274431">
+    <w:abstractNumId w:val="6"/>
+  </w:num>
+  <w:num w:numId="9" w16cid:durableId="516425043">
+    <w:abstractNumId w:val="7"/>
   </w:num>
 </w:numbering>
 </file>
@@ -2030,7 +3142,6 @@
   <w:style w:type="paragraph" w:default="1" w:styleId="Normal">
     <w:name w:val="Normal"/>
     <w:qFormat/>
-    <w:rsid w:val="00787A54"/>
   </w:style>
   <w:style w:type="paragraph" w:styleId="Heading1">
     <w:name w:val="heading 1"/>
@@ -2039,7 +3150,7 @@
     <w:link w:val="Heading1Char"/>
     <w:uiPriority w:val="9"/>
     <w:qFormat/>
-    <w:rsid w:val="00787A54"/>
+    <w:rsid w:val="00F8072B"/>
     <w:pPr>
       <w:keepNext/>
       <w:keepLines/>
@@ -2048,7 +3159,7 @@
     </w:pPr>
     <w:rPr>
       <w:rFonts w:asciiTheme="majorHAnsi" w:eastAsiaTheme="majorEastAsia" w:hAnsiTheme="majorHAnsi" w:cstheme="majorBidi"/>
-      <w:color w:val="0F4761" w:themeColor="accent1" w:themeShade="BF"/>
+      <w:color w:val="2F5496" w:themeColor="accent1" w:themeShade="BF"/>
       <w:sz w:val="40"/>
       <w:szCs w:val="40"/>
     </w:rPr>
@@ -2062,7 +3173,7 @@
     <w:semiHidden/>
     <w:unhideWhenUsed/>
     <w:qFormat/>
-    <w:rsid w:val="00787A54"/>
+    <w:rsid w:val="00F8072B"/>
     <w:pPr>
       <w:keepNext/>
       <w:keepLines/>
@@ -2071,7 +3182,7 @@
     </w:pPr>
     <w:rPr>
       <w:rFonts w:asciiTheme="majorHAnsi" w:eastAsiaTheme="majorEastAsia" w:hAnsiTheme="majorHAnsi" w:cstheme="majorBidi"/>
-      <w:color w:val="0F4761" w:themeColor="accent1" w:themeShade="BF"/>
+      <w:color w:val="2F5496" w:themeColor="accent1" w:themeShade="BF"/>
       <w:sz w:val="32"/>
       <w:szCs w:val="32"/>
     </w:rPr>
@@ -2085,7 +3196,7 @@
     <w:semiHidden/>
     <w:unhideWhenUsed/>
     <w:qFormat/>
-    <w:rsid w:val="00787A54"/>
+    <w:rsid w:val="00F8072B"/>
     <w:pPr>
       <w:keepNext/>
       <w:keepLines/>
@@ -2094,7 +3205,7 @@
     </w:pPr>
     <w:rPr>
       <w:rFonts w:eastAsiaTheme="majorEastAsia" w:cstheme="majorBidi"/>
-      <w:color w:val="0F4761" w:themeColor="accent1" w:themeShade="BF"/>
+      <w:color w:val="2F5496" w:themeColor="accent1" w:themeShade="BF"/>
       <w:sz w:val="28"/>
       <w:szCs w:val="28"/>
     </w:rPr>
@@ -2108,7 +3219,7 @@
     <w:semiHidden/>
     <w:unhideWhenUsed/>
     <w:qFormat/>
-    <w:rsid w:val="00787A54"/>
+    <w:rsid w:val="00F8072B"/>
     <w:pPr>
       <w:keepNext/>
       <w:keepLines/>
@@ -2119,7 +3230,7 @@
       <w:rFonts w:eastAsiaTheme="majorEastAsia" w:cstheme="majorBidi"/>
       <w:i/>
       <w:iCs/>
-      <w:color w:val="0F4761" w:themeColor="accent1" w:themeShade="BF"/>
+      <w:color w:val="2F5496" w:themeColor="accent1" w:themeShade="BF"/>
     </w:rPr>
   </w:style>
   <w:style w:type="paragraph" w:styleId="Heading5">
@@ -2131,7 +3242,7 @@
     <w:semiHidden/>
     <w:unhideWhenUsed/>
     <w:qFormat/>
-    <w:rsid w:val="00787A54"/>
+    <w:rsid w:val="00F8072B"/>
     <w:pPr>
       <w:keepNext/>
       <w:keepLines/>
@@ -2140,7 +3251,7 @@
     </w:pPr>
     <w:rPr>
       <w:rFonts w:eastAsiaTheme="majorEastAsia" w:cstheme="majorBidi"/>
-      <w:color w:val="0F4761" w:themeColor="accent1" w:themeShade="BF"/>
+      <w:color w:val="2F5496" w:themeColor="accent1" w:themeShade="BF"/>
     </w:rPr>
   </w:style>
   <w:style w:type="paragraph" w:styleId="Heading6">
@@ -2152,7 +3263,7 @@
     <w:semiHidden/>
     <w:unhideWhenUsed/>
     <w:qFormat/>
-    <w:rsid w:val="00787A54"/>
+    <w:rsid w:val="00F8072B"/>
     <w:pPr>
       <w:keepNext/>
       <w:keepLines/>
@@ -2175,7 +3286,7 @@
     <w:semiHidden/>
     <w:unhideWhenUsed/>
     <w:qFormat/>
-    <w:rsid w:val="00787A54"/>
+    <w:rsid w:val="00F8072B"/>
     <w:pPr>
       <w:keepNext/>
       <w:keepLines/>
@@ -2196,7 +3307,7 @@
     <w:semiHidden/>
     <w:unhideWhenUsed/>
     <w:qFormat/>
-    <w:rsid w:val="00787A54"/>
+    <w:rsid w:val="00F8072B"/>
     <w:pPr>
       <w:keepNext/>
       <w:keepLines/>
@@ -2219,7 +3330,7 @@
     <w:semiHidden/>
     <w:unhideWhenUsed/>
     <w:qFormat/>
-    <w:rsid w:val="00787A54"/>
+    <w:rsid w:val="00F8072B"/>
     <w:pPr>
       <w:keepNext/>
       <w:keepLines/>
@@ -2263,10 +3374,10 @@
     <w:basedOn w:val="DefaultParagraphFont"/>
     <w:link w:val="Heading1"/>
     <w:uiPriority w:val="9"/>
-    <w:rsid w:val="00787A54"/>
+    <w:rsid w:val="00F8072B"/>
     <w:rPr>
       <w:rFonts w:asciiTheme="majorHAnsi" w:eastAsiaTheme="majorEastAsia" w:hAnsiTheme="majorHAnsi" w:cstheme="majorBidi"/>
-      <w:color w:val="0F4761" w:themeColor="accent1" w:themeShade="BF"/>
+      <w:color w:val="2F5496" w:themeColor="accent1" w:themeShade="BF"/>
       <w:sz w:val="40"/>
       <w:szCs w:val="40"/>
     </w:rPr>
@@ -2277,10 +3388,10 @@
     <w:link w:val="Heading2"/>
     <w:uiPriority w:val="9"/>
     <w:semiHidden/>
-    <w:rsid w:val="00787A54"/>
+    <w:rsid w:val="00F8072B"/>
     <w:rPr>
       <w:rFonts w:asciiTheme="majorHAnsi" w:eastAsiaTheme="majorEastAsia" w:hAnsiTheme="majorHAnsi" w:cstheme="majorBidi"/>
-      <w:color w:val="0F4761" w:themeColor="accent1" w:themeShade="BF"/>
+      <w:color w:val="2F5496" w:themeColor="accent1" w:themeShade="BF"/>
       <w:sz w:val="32"/>
       <w:szCs w:val="32"/>
     </w:rPr>
@@ -2291,10 +3402,10 @@
     <w:link w:val="Heading3"/>
     <w:uiPriority w:val="9"/>
     <w:semiHidden/>
-    <w:rsid w:val="00787A54"/>
+    <w:rsid w:val="00F8072B"/>
     <w:rPr>
       <w:rFonts w:eastAsiaTheme="majorEastAsia" w:cstheme="majorBidi"/>
-      <w:color w:val="0F4761" w:themeColor="accent1" w:themeShade="BF"/>
+      <w:color w:val="2F5496" w:themeColor="accent1" w:themeShade="BF"/>
       <w:sz w:val="28"/>
       <w:szCs w:val="28"/>
     </w:rPr>
@@ -2305,12 +3416,12 @@
     <w:link w:val="Heading4"/>
     <w:uiPriority w:val="9"/>
     <w:semiHidden/>
-    <w:rsid w:val="00787A54"/>
+    <w:rsid w:val="00F8072B"/>
     <w:rPr>
       <w:rFonts w:eastAsiaTheme="majorEastAsia" w:cstheme="majorBidi"/>
       <w:i/>
       <w:iCs/>
-      <w:color w:val="0F4761" w:themeColor="accent1" w:themeShade="BF"/>
+      <w:color w:val="2F5496" w:themeColor="accent1" w:themeShade="BF"/>
     </w:rPr>
   </w:style>
   <w:style w:type="character" w:customStyle="1" w:styleId="Heading5Char">
@@ -2319,10 +3430,10 @@
     <w:link w:val="Heading5"/>
     <w:uiPriority w:val="9"/>
     <w:semiHidden/>
-    <w:rsid w:val="00787A54"/>
+    <w:rsid w:val="00F8072B"/>
     <w:rPr>
       <w:rFonts w:eastAsiaTheme="majorEastAsia" w:cstheme="majorBidi"/>
-      <w:color w:val="0F4761" w:themeColor="accent1" w:themeShade="BF"/>
+      <w:color w:val="2F5496" w:themeColor="accent1" w:themeShade="BF"/>
     </w:rPr>
   </w:style>
   <w:style w:type="character" w:customStyle="1" w:styleId="Heading6Char">
@@ -2331,7 +3442,7 @@
     <w:link w:val="Heading6"/>
     <w:uiPriority w:val="9"/>
     <w:semiHidden/>
-    <w:rsid w:val="00787A54"/>
+    <w:rsid w:val="00F8072B"/>
     <w:rPr>
       <w:rFonts w:eastAsiaTheme="majorEastAsia" w:cstheme="majorBidi"/>
       <w:i/>
@@ -2345,7 +3456,7 @@
     <w:link w:val="Heading7"/>
     <w:uiPriority w:val="9"/>
     <w:semiHidden/>
-    <w:rsid w:val="00787A54"/>
+    <w:rsid w:val="00F8072B"/>
     <w:rPr>
       <w:rFonts w:eastAsiaTheme="majorEastAsia" w:cstheme="majorBidi"/>
       <w:color w:val="595959" w:themeColor="text1" w:themeTint="A6"/>
@@ -2357,7 +3468,7 @@
     <w:link w:val="Heading8"/>
     <w:uiPriority w:val="9"/>
     <w:semiHidden/>
-    <w:rsid w:val="00787A54"/>
+    <w:rsid w:val="00F8072B"/>
     <w:rPr>
       <w:rFonts w:eastAsiaTheme="majorEastAsia" w:cstheme="majorBidi"/>
       <w:i/>
@@ -2371,7 +3482,7 @@
     <w:link w:val="Heading9"/>
     <w:uiPriority w:val="9"/>
     <w:semiHidden/>
-    <w:rsid w:val="00787A54"/>
+    <w:rsid w:val="00F8072B"/>
     <w:rPr>
       <w:rFonts w:eastAsiaTheme="majorEastAsia" w:cstheme="majorBidi"/>
       <w:color w:val="272727" w:themeColor="text1" w:themeTint="D8"/>
@@ -2384,7 +3495,7 @@
     <w:link w:val="TitleChar"/>
     <w:uiPriority w:val="10"/>
     <w:qFormat/>
-    <w:rsid w:val="00787A54"/>
+    <w:rsid w:val="00F8072B"/>
     <w:pPr>
       <w:spacing w:after="80" w:line="240" w:lineRule="auto"/>
       <w:contextualSpacing/>
@@ -2402,7 +3513,7 @@
     <w:basedOn w:val="DefaultParagraphFont"/>
     <w:link w:val="Title"/>
     <w:uiPriority w:val="10"/>
-    <w:rsid w:val="00787A54"/>
+    <w:rsid w:val="00F8072B"/>
     <w:rPr>
       <w:rFonts w:asciiTheme="majorHAnsi" w:eastAsiaTheme="majorEastAsia" w:hAnsiTheme="majorHAnsi" w:cstheme="majorBidi"/>
       <w:spacing w:val="-10"/>
@@ -2418,7 +3529,7 @@
     <w:link w:val="SubtitleChar"/>
     <w:uiPriority w:val="11"/>
     <w:qFormat/>
-    <w:rsid w:val="00787A54"/>
+    <w:rsid w:val="00F8072B"/>
     <w:pPr>
       <w:numPr>
         <w:ilvl w:val="1"/>
@@ -2437,7 +3548,7 @@
     <w:basedOn w:val="DefaultParagraphFont"/>
     <w:link w:val="Subtitle"/>
     <w:uiPriority w:val="11"/>
-    <w:rsid w:val="00787A54"/>
+    <w:rsid w:val="00F8072B"/>
     <w:rPr>
       <w:rFonts w:eastAsiaTheme="majorEastAsia" w:cstheme="majorBidi"/>
       <w:color w:val="595959" w:themeColor="text1" w:themeTint="A6"/>
@@ -2453,7 +3564,7 @@
     <w:link w:val="QuoteChar"/>
     <w:uiPriority w:val="29"/>
     <w:qFormat/>
-    <w:rsid w:val="00787A54"/>
+    <w:rsid w:val="00F8072B"/>
     <w:pPr>
       <w:spacing w:before="160"/>
       <w:jc w:val="center"/>
@@ -2469,7 +3580,7 @@
     <w:basedOn w:val="DefaultParagraphFont"/>
     <w:link w:val="Quote"/>
     <w:uiPriority w:val="29"/>
-    <w:rsid w:val="00787A54"/>
+    <w:rsid w:val="00F8072B"/>
     <w:rPr>
       <w:i/>
       <w:iCs/>
@@ -2481,7 +3592,7 @@
     <w:basedOn w:val="Normal"/>
     <w:uiPriority w:val="34"/>
     <w:qFormat/>
-    <w:rsid w:val="00787A54"/>
+    <w:rsid w:val="00F8072B"/>
     <w:pPr>
       <w:ind w:left="720"/>
       <w:contextualSpacing/>
@@ -2492,11 +3603,11 @@
     <w:basedOn w:val="DefaultParagraphFont"/>
     <w:uiPriority w:val="21"/>
     <w:qFormat/>
-    <w:rsid w:val="00787A54"/>
+    <w:rsid w:val="00F8072B"/>
     <w:rPr>
       <w:i/>
       <w:iCs/>
-      <w:color w:val="0F4761" w:themeColor="accent1" w:themeShade="BF"/>
+      <w:color w:val="2F5496" w:themeColor="accent1" w:themeShade="BF"/>
     </w:rPr>
   </w:style>
   <w:style w:type="paragraph" w:styleId="IntenseQuote">
@@ -2506,11 +3617,11 @@
     <w:link w:val="IntenseQuoteChar"/>
     <w:uiPriority w:val="30"/>
     <w:qFormat/>
-    <w:rsid w:val="00787A54"/>
+    <w:rsid w:val="00F8072B"/>
     <w:pPr>
       <w:pBdr>
-        <w:top w:val="single" w:sz="4" w:space="10" w:color="0F4761" w:themeColor="accent1" w:themeShade="BF"/>
-        <w:bottom w:val="single" w:sz="4" w:space="10" w:color="0F4761" w:themeColor="accent1" w:themeShade="BF"/>
+        <w:top w:val="single" w:sz="4" w:space="10" w:color="2F5496" w:themeColor="accent1" w:themeShade="BF"/>
+        <w:bottom w:val="single" w:sz="4" w:space="10" w:color="2F5496" w:themeColor="accent1" w:themeShade="BF"/>
       </w:pBdr>
       <w:spacing w:before="360" w:after="360"/>
       <w:ind w:left="864" w:right="864"/>
@@ -2519,7 +3630,7 @@
     <w:rPr>
       <w:i/>
       <w:iCs/>
-      <w:color w:val="0F4761" w:themeColor="accent1" w:themeShade="BF"/>
+      <w:color w:val="2F5496" w:themeColor="accent1" w:themeShade="BF"/>
     </w:rPr>
   </w:style>
   <w:style w:type="character" w:customStyle="1" w:styleId="IntenseQuoteChar">
@@ -2527,11 +3638,11 @@
     <w:basedOn w:val="DefaultParagraphFont"/>
     <w:link w:val="IntenseQuote"/>
     <w:uiPriority w:val="30"/>
-    <w:rsid w:val="00787A54"/>
+    <w:rsid w:val="00F8072B"/>
     <w:rPr>
       <w:i/>
       <w:iCs/>
-      <w:color w:val="0F4761" w:themeColor="accent1" w:themeShade="BF"/>
+      <w:color w:val="2F5496" w:themeColor="accent1" w:themeShade="BF"/>
     </w:rPr>
   </w:style>
   <w:style w:type="character" w:styleId="IntenseReference">
@@ -2539,12 +3650,12 @@
     <w:basedOn w:val="DefaultParagraphFont"/>
     <w:uiPriority w:val="32"/>
     <w:qFormat/>
-    <w:rsid w:val="00787A54"/>
+    <w:rsid w:val="00F8072B"/>
     <w:rPr>
       <w:b/>
       <w:bCs/>
       <w:smallCaps/>
-      <w:color w:val="0F4761" w:themeColor="accent1" w:themeShade="BF"/>
+      <w:color w:val="2F5496" w:themeColor="accent1" w:themeShade="BF"/>
       <w:spacing w:val="5"/>
     </w:rPr>
   </w:style>
@@ -2552,10 +3663,45 @@
     <w:name w:val="No Spacing"/>
     <w:uiPriority w:val="1"/>
     <w:qFormat/>
-    <w:rsid w:val="00787A54"/>
+    <w:rsid w:val="00F8072B"/>
     <w:pPr>
       <w:spacing w:after="0" w:line="240" w:lineRule="auto"/>
     </w:pPr>
+  </w:style>
+  <w:style w:type="character" w:styleId="Hyperlink">
+    <w:name w:val="Hyperlink"/>
+    <w:basedOn w:val="DefaultParagraphFont"/>
+    <w:uiPriority w:val="99"/>
+    <w:unhideWhenUsed/>
+    <w:rsid w:val="001C3E9B"/>
+    <w:rPr>
+      <w:color w:val="0563C1" w:themeColor="hyperlink"/>
+      <w:u w:val="single"/>
+    </w:rPr>
+  </w:style>
+  <w:style w:type="character" w:styleId="UnresolvedMention">
+    <w:name w:val="Unresolved Mention"/>
+    <w:basedOn w:val="DefaultParagraphFont"/>
+    <w:uiPriority w:val="99"/>
+    <w:semiHidden/>
+    <w:unhideWhenUsed/>
+    <w:rsid w:val="001C3E9B"/>
+    <w:rPr>
+      <w:color w:val="605E5C"/>
+      <w:shd w:val="clear" w:color="auto" w:fill="E1DFDD"/>
+    </w:rPr>
+  </w:style>
+  <w:style w:type="character" w:styleId="FollowedHyperlink">
+    <w:name w:val="FollowedHyperlink"/>
+    <w:basedOn w:val="DefaultParagraphFont"/>
+    <w:uiPriority w:val="99"/>
+    <w:semiHidden/>
+    <w:unhideWhenUsed/>
+    <w:rsid w:val="001C3E9B"/>
+    <w:rPr>
+      <w:color w:val="954F72" w:themeColor="followedHyperlink"/>
+      <w:u w:val="single"/>
+    </w:rPr>
   </w:style>
 </w:styles>
 </file>
@@ -2571,39 +3717,39 @@
         <a:sysClr val="window" lastClr="FFFFFF"/>
       </a:lt1>
       <a:dk2>
-        <a:srgbClr val="0E2841"/>
+        <a:srgbClr val="44546A"/>
       </a:dk2>
       <a:lt2>
-        <a:srgbClr val="E8E8E8"/>
+        <a:srgbClr val="E7E6E6"/>
       </a:lt2>
       <a:accent1>
-        <a:srgbClr val="156082"/>
+        <a:srgbClr val="4472C4"/>
       </a:accent1>
       <a:accent2>
-        <a:srgbClr val="E97132"/>
+        <a:srgbClr val="ED7D31"/>
       </a:accent2>
       <a:accent3>
-        <a:srgbClr val="196B24"/>
+        <a:srgbClr val="A5A5A5"/>
       </a:accent3>
       <a:accent4>
-        <a:srgbClr val="0F9ED5"/>
+        <a:srgbClr val="FFC000"/>
       </a:accent4>
       <a:accent5>
-        <a:srgbClr val="A02B93"/>
+        <a:srgbClr val="5B9BD5"/>
       </a:accent5>
       <a:accent6>
-        <a:srgbClr val="4EA72E"/>
+        <a:srgbClr val="70AD47"/>
       </a:accent6>
       <a:hlink>
-        <a:srgbClr val="467886"/>
+        <a:srgbClr val="0563C1"/>
       </a:hlink>
       <a:folHlink>
-        <a:srgbClr val="96607D"/>
+        <a:srgbClr val="954F72"/>
       </a:folHlink>
     </a:clrScheme>
     <a:fontScheme name="Office">
       <a:majorFont>
-        <a:latin typeface="Aptos Display" panose="02110004020202020204"/>
+        <a:latin typeface="Calibri Light" panose="020F0302020204030204"/>
         <a:ea typeface=""/>
         <a:cs typeface=""/>
         <a:font script="Jpan" typeface="游ゴシック Light"/>
@@ -2655,7 +3801,7 @@
         <a:font script="Tfng" typeface="Ebrima"/>
       </a:majorFont>
       <a:minorFont>
-        <a:latin typeface="Aptos" panose="02110004020202020204"/>
+        <a:latin typeface="Calibri" panose="020F0502020204030204"/>
         <a:ea typeface=""/>
         <a:cs typeface=""/>
         <a:font script="Jpan" typeface="游明朝"/>
@@ -2849,7 +3995,7 @@
   <a:extraClrSchemeLst/>
   <a:extLst>
     <a:ext uri="{05A4C25C-085E-4340-85A3-A5531E510DB2}">
-      <thm15:themeFamily xmlns:thm15="http://schemas.microsoft.com/office/thememl/2012/main" name="Office Theme" id="{2E142A2C-CD16-42D6-873A-C26D2A0506FA}" vid="{1BDDFF52-6CD6-40A5-AB3C-68EB2F1E4D0A}"/>
+      <thm15:themeFamily xmlns:thm15="http://schemas.microsoft.com/office/thememl/2012/main" name="Office Theme" id="{62F939B6-93AF-4DB8-9C6B-D6C7DFDC589F}" vid="{4A3C46E8-61CC-4603-A589-7422A47A8E4A}"/>
     </a:ext>
   </a:extLst>
 </a:theme>
